--- a/downloads/workbook/ai-6-week-27.docx
+++ b/downloads/workbook/ai-6-week-27.docx
@@ -961,6 +961,178 @@
         <w:t>Project connection: For the Grounded Learning Service, retain an annotated trace and the changed-case result. Name the contract or evidence that makes the deciding step valid, so another team can review it.</w:t>
       </w:r>
     </w:p>
+    <w:p>
+      <w:pPr>
+        <w:pStyle w:val="Heading1"/>
+      </w:pPr>
+      <w:r>
+        <w:t>13. Project portfolio milestone</w:t>
+      </w:r>
+    </w:p>
+    <w:p>
+      <w:r>
+        <w:t>Project: Grounded Learning Service</w:t>
+      </w:r>
+    </w:p>
+    <w:p>
+      <w:r>
+        <w:t>Current milestone: Prepare the demonstration. Gather reproducible instructions, evidence, access checks and remaining limitations.</w:t>
+      </w:r>
+    </w:p>
+    <w:p>
+      <w:r>
+        <w:t>For the Grounded Learning Service, retain an annotated trace and the changed-case result. Name the contract or evidence that makes the deciding step valid, so another team can review it.</w:t>
+      </w:r>
+    </w:p>
+    <w:tbl>
+      <w:tblPr>
+        <w:tblStyle w:val="LightShading-Accent1"/>
+        <w:tblW w:type="auto" w:w="0"/>
+        <w:tblLook w:firstColumn="1" w:firstRow="1" w:lastColumn="0" w:lastRow="0" w:noHBand="0" w:noVBand="1" w:val="04A0"/>
+      </w:tblPr>
+      <w:tblGrid>
+        <w:gridCol w:w="5112"/>
+        <w:gridCol w:w="5112"/>
+      </w:tblGrid>
+      <w:tr>
+        <w:trPr>
+          <w:tblHeader/>
+        </w:trPr>
+        <w:tc>
+          <w:tcPr>
+            <w:tcW w:type="dxa" w:w="5112"/>
+          </w:tcPr>
+          <w:p>
+            <w:r>
+              <w:t>Evidence to keep</w:t>
+            </w:r>
+          </w:p>
+        </w:tc>
+        <w:tc>
+          <w:tcPr>
+            <w:tcW w:type="dxa" w:w="5112"/>
+          </w:tcPr>
+          <w:p>
+            <w:r>
+              <w:t>My record</w:t>
+            </w:r>
+          </w:p>
+        </w:tc>
+      </w:tr>
+      <w:tr>
+        <w:tc>
+          <w:tcPr>
+            <w:tcW w:type="dxa" w:w="5112"/>
+          </w:tcPr>
+          <w:p>
+            <w:r>
+              <w:t>This week’s input and deciding step</w:t>
+            </w:r>
+          </w:p>
+        </w:tc>
+        <w:tc>
+          <w:tcPr>
+            <w:tcW w:type="dxa" w:w="5112"/>
+          </w:tcPr>
+          <w:p>
+            <w:r/>
+          </w:p>
+        </w:tc>
+      </w:tr>
+      <w:tr>
+        <w:tc>
+          <w:tcPr>
+            <w:tcW w:type="dxa" w:w="5112"/>
+          </w:tcPr>
+          <w:p>
+            <w:r>
+              <w:t>Prediction and actual result (or labelled paper trace)</w:t>
+            </w:r>
+          </w:p>
+        </w:tc>
+        <w:tc>
+          <w:tcPr>
+            <w:tcW w:type="dxa" w:w="5112"/>
+          </w:tcPr>
+          <w:p>
+            <w:r/>
+          </w:p>
+        </w:tc>
+      </w:tr>
+      <w:tr>
+        <w:tc>
+          <w:tcPr>
+            <w:tcW w:type="dxa" w:w="5112"/>
+          </w:tcPr>
+          <w:p>
+            <w:r>
+              <w:t>One change since the previous checkpoint and why</w:t>
+            </w:r>
+          </w:p>
+        </w:tc>
+        <w:tc>
+          <w:tcPr>
+            <w:tcW w:type="dxa" w:w="5112"/>
+          </w:tcPr>
+          <w:p>
+            <w:r/>
+          </w:p>
+        </w:tc>
+      </w:tr>
+      <w:tr>
+        <w:tc>
+          <w:tcPr>
+            <w:tcW w:type="dxa" w:w="5112"/>
+          </w:tcPr>
+          <w:p>
+            <w:r>
+              <w:t>One error or limit and the next test</w:t>
+            </w:r>
+          </w:p>
+        </w:tc>
+        <w:tc>
+          <w:tcPr>
+            <w:tcW w:type="dxa" w:w="5112"/>
+          </w:tcPr>
+          <w:p>
+            <w:r/>
+          </w:p>
+        </w:tc>
+      </w:tr>
+    </w:tbl>
+    <w:p>
+      <w:pPr>
+        <w:pStyle w:val="Heading3"/>
+      </w:pPr>
+      <w:r>
+        <w:t>Explain what this week adds to your project. Reuse last week’s record rather than starting again.</w:t>
+      </w:r>
+    </w:p>
+    <w:p>
+      <w:r>
+        <w:t>________________________________________________________________</w:t>
+      </w:r>
+    </w:p>
+    <w:p>
+      <w:r>
+        <w:t>________________________________________________________________</w:t>
+      </w:r>
+    </w:p>
+    <w:p>
+      <w:r>
+        <w:t>________________________________________________________________</w:t>
+      </w:r>
+    </w:p>
+    <w:p>
+      <w:r>
+        <w:t>________________________________________________________________</w:t>
+      </w:r>
+    </w:p>
+    <w:p>
+      <w:r>
+        <w:t>________________________________________________________________</w:t>
+      </w:r>
+    </w:p>
     <w:sectPr>
       <w:pgSz w:w="12240" w:h="15840"/>
       <w:pgMar w:top="936" w:right="1008" w:bottom="936" w:left="1008" w:header="720" w:footer="720" w:gutter="0"/>

--- a/downloads/workbook/ai-6-week-27.docx
+++ b/downloads/workbook/ai-6-week-27.docx
@@ -1133,6 +1133,235 @@
         <w:t>________________________________________________________________</w:t>
       </w:r>
     </w:p>
+    <w:p>
+      <w:pPr>
+        <w:pStyle w:val="Heading1"/>
+      </w:pPr>
+      <w:r>
+        <w:t>14. Supported practice and learning evidence</w:t>
+      </w:r>
+    </w:p>
+    <w:p>
+      <w:r>
+        <w:t>Use this supported practice once, in the browser or on paper. Keep the reserved independent assessment for a separate first attempt before teacher feedback.</w:t>
+      </w:r>
+    </w:p>
+    <w:p>
+      <w:r>
+        <w:t>A useful human handoff. A learner asks whether a damaged laboratory bottle is safe; the bot handles lesson notes only.</w:t>
+      </w:r>
+    </w:p>
+    <w:p>
+      <w:pPr>
+        <w:pStyle w:val="Heading3"/>
+      </w:pPr>
+      <w:r>
+        <w:t>Practice 1: explain the deciding evidence</w:t>
+      </w:r>
+    </w:p>
+    <w:p>
+      <w:r>
+        <w:t>Which labelled step matches this detail? Record the concern as reported, not as a confirmed diagnosis.</w:t>
+      </w:r>
+    </w:p>
+    <w:p>
+      <w:r>
+        <w:t>1. Recognise boundary</w:t>
+      </w:r>
+    </w:p>
+    <w:p>
+      <w:r>
+        <w:t>2. Route the question</w:t>
+      </w:r>
+    </w:p>
+    <w:p>
+      <w:r>
+        <w:t>3. Preserve reported facts</w:t>
+      </w:r>
+    </w:p>
+    <w:p>
+      <w:pPr>
+        <w:pStyle w:val="Heading3"/>
+      </w:pPr>
+      <w:r>
+        <w:t>My selected conclusion, deciding fact and explanation</w:t>
+      </w:r>
+    </w:p>
+    <w:p>
+      <w:r>
+        <w:t>________________________________________________________________</w:t>
+      </w:r>
+    </w:p>
+    <w:p>
+      <w:r>
+        <w:t>________________________________________________________________</w:t>
+      </w:r>
+    </w:p>
+    <w:p>
+      <w:r>
+        <w:t>________________________________________________________________</w:t>
+      </w:r>
+    </w:p>
+    <w:p>
+      <w:r>
+        <w:t>________________________________________________________________</w:t>
+      </w:r>
+    </w:p>
+    <w:p>
+      <w:r>
+        <w:t>________________________________________________________________</w:t>
+      </w:r>
+    </w:p>
+    <w:p>
+      <w:r>
+        <w:t>Hint if needed: Read the steps in the pictorial case. Match the supplied detail to the stage that performs or records it.</w:t>
+      </w:r>
+    </w:p>
+    <w:p>
+      <w:r>
+        <w:t>After your attempt, compare with the supported explanation: Preserve reported facts Record the concern as reported, not as a confirmed diagnosis. Escalation needs an appropriate person and accurate context. Model confidence cannot replace required authority or physical inspection.</w:t>
+      </w:r>
+    </w:p>
+    <w:p>
+      <w:pPr>
+        <w:pStyle w:val="Heading3"/>
+      </w:pPr>
+      <w:r>
+        <w:t>Practice 2: explain the deciding evidence</w:t>
+      </w:r>
+    </w:p>
+    <w:p>
+      <w:r>
+        <w:t>Changed-case practice: No supervisor is currently reachable. Which conclusion is supported by the supplied facts?</w:t>
+      </w:r>
+    </w:p>
+    <w:p>
+      <w:r>
+        <w:t>1. State unresolved status and use the institution’s approved waiting procedure.</w:t>
+      </w:r>
+    </w:p>
+    <w:p>
+      <w:r>
+        <w:t>2. We can decide the result without examining the changed input or the procedure.</w:t>
+      </w:r>
+    </w:p>
+    <w:p>
+      <w:r>
+        <w:t>3. This one example guarantees correct results for every future input.</w:t>
+      </w:r>
+    </w:p>
+    <w:p>
+      <w:pPr>
+        <w:pStyle w:val="Heading3"/>
+      </w:pPr>
+      <w:r>
+        <w:t>My selected conclusion, deciding fact and explanation</w:t>
+      </w:r>
+    </w:p>
+    <w:p>
+      <w:r>
+        <w:t>________________________________________________________________</w:t>
+      </w:r>
+    </w:p>
+    <w:p>
+      <w:r>
+        <w:t>________________________________________________________________</w:t>
+      </w:r>
+    </w:p>
+    <w:p>
+      <w:r>
+        <w:t>________________________________________________________________</w:t>
+      </w:r>
+    </w:p>
+    <w:p>
+      <w:r>
+        <w:t>________________________________________________________________</w:t>
+      </w:r>
+    </w:p>
+    <w:p>
+      <w:r>
+        <w:t>________________________________________________________________</w:t>
+      </w:r>
+    </w:p>
+    <w:p>
+      <w:r>
+        <w:t>Hint if needed: Use the changed condition and the deciding step in the pictorial trace. The answer must say what follows from those facts.</w:t>
+      </w:r>
+    </w:p>
+    <w:p>
+      <w:r>
+        <w:t>After your attempt, compare with the supported explanation: State unresolved status and use the institution’s approved waiting procedure. Lack of a human reply does not expand the bot’s authority.</w:t>
+      </w:r>
+    </w:p>
+    <w:p>
+      <w:pPr>
+        <w:pStyle w:val="Heading3"/>
+      </w:pPr>
+      <w:r>
+        <w:t>Repair a missing building block</w:t>
+      </w:r>
+    </w:p>
+    <w:p>
+      <w:r>
+        <w:t>Review Incident investigation (ai-6/26). Goal: Explain the mechanism and terminology of incident investigation. Short practice: Order the three incident records and locate the old evidence version. How does the investigation change if the trace instead retrieves version 6 but drafts room C?. Return to this week and explain what you changed.</w:t>
+      </w:r>
+    </w:p>
+    <w:p>
+      <w:r>
+        <w:t>Review Release and rollback (ai-6/24). Goal: Explain the mechanism and terminology of release and rollback. Short practice: Compute A’s and B’s correctness percentages. Why is B still blocked, and does passing a fresh privacy check automatically satisfy every release gate?. Return to this week and explain what you changed.</w:t>
+      </w:r>
+    </w:p>
+    <w:p>
+      <w:r>
+        <w:t>Review Caching and stale information (ai-6/21). Goal: Explain the mechanism and terminology of caching and stale information. Short practice: Identify the version mismatch in the cached 09:00 answer. What should the first version-5 request return, and what permits a later version-5 cache hit?. Return to this week and explain what you changed.</w:t>
+      </w:r>
+    </w:p>
+    <w:p>
+      <w:pPr>
+        <w:pStyle w:val="Heading3"/>
+      </w:pPr>
+      <w:r>
+        <w:t>Keep your completed work</w:t>
+      </w:r>
+    </w:p>
+    <w:p>
+      <w:r>
+        <w:t>Use Download completed work in the hosted lesson to export your answers, reflections, practice feedback and code-run evidence. Open the HTML copy to read or print it. Drafts stay in this browser when storage is available; clear drafts on a shared device.</w:t>
+      </w:r>
+    </w:p>
+    <w:p>
+      <w:pPr>
+        <w:pStyle w:val="Heading3"/>
+      </w:pPr>
+      <w:r>
+        <w:t>What I repaired, the evidence I kept and the next test</w:t>
+      </w:r>
+    </w:p>
+    <w:p>
+      <w:r>
+        <w:t>________________________________________________________________</w:t>
+      </w:r>
+    </w:p>
+    <w:p>
+      <w:r>
+        <w:t>________________________________________________________________</w:t>
+      </w:r>
+    </w:p>
+    <w:p>
+      <w:r>
+        <w:t>________________________________________________________________</w:t>
+      </w:r>
+    </w:p>
+    <w:p>
+      <w:r>
+        <w:t>________________________________________________________________</w:t>
+      </w:r>
+    </w:p>
+    <w:p>
+      <w:r>
+        <w:t>________________________________________________________________</w:t>
+      </w:r>
+    </w:p>
     <w:sectPr>
       <w:pgSz w:w="12240" w:h="15840"/>
       <w:pgMar w:top="936" w:right="1008" w:bottom="936" w:left="1008" w:header="720" w:footer="720" w:gutter="0"/>

--- a/downloads/workbook/ai-6-week-27.docx
+++ b/downloads/workbook/ai-6-week-27.docx
@@ -30,33 +30,45 @@
     </w:p>
     <w:p>
       <w:r>
-        <w:t>Try the recall before opening notes. Then use a different colour or a labelled second line to correct your explanation.</w:t>
+        <w:t>Record your starting explanation for Human escalation workflows before opening notes. Show any later correction separately.</w:t>
       </w:r>
     </w:p>
     <w:p>
       <w:pPr>
-        <w:pStyle w:val="Heading3"/>
-      </w:pPr>
-      <w:r>
-        <w:t>Incident investigation</w:t>
+        <w:spacing w:line="336" w:lineRule="auto" w:after="180"/>
+      </w:pPr>
+      <w:r>
+        <w:rPr>
+          <w:b w:val="0"/>
+        </w:rPr>
+        <w:t>Try the recall before opening notes. Then use a different colour or a labelled second line to correct your explanation.</w:t>
       </w:r>
     </w:p>
     <w:p>
-      <w:r>
-        <w:t>Without opening the old lesson, explain one key idea from Incident investigation. Give an example and a mistake that the idea helps you avoid.</w:t>
+      <w:pPr>
+        <w:pStyle w:val="Heading3"/>
+      </w:pPr>
+      <w:r>
+        <w:t>Incident investigation</w:t>
       </w:r>
     </w:p>
     <w:p>
       <w:pPr>
-        <w:pStyle w:val="Heading3"/>
-      </w:pPr>
-      <w:r>
-        <w:t>My remembered idea, example and correction</w:t>
+        <w:spacing w:line="336" w:lineRule="auto" w:after="180"/>
+      </w:pPr>
+      <w:r>
+        <w:rPr>
+          <w:b w:val="0"/>
+        </w:rPr>
+        <w:t>Without opening the old lesson, explain one key idea from Incident investigation. Give an example and a mistake that the idea helps you avoid.</w:t>
       </w:r>
     </w:p>
     <w:p>
-      <w:r>
-        <w:t>________________________________________________________________</w:t>
+      <w:pPr>
+        <w:pStyle w:val="Heading3"/>
+      </w:pPr>
+      <w:r>
+        <w:t>My remembered idea, example and correction</w:t>
       </w:r>
     </w:p>
     <w:p>
@@ -70,29 +82,35 @@
       </w:r>
     </w:p>
     <w:p>
-      <w:pPr>
-        <w:pStyle w:val="Heading3"/>
-      </w:pPr>
-      <w:r>
-        <w:t>Release and rollback</w:t>
+      <w:r>
+        <w:t>________________________________________________________________</w:t>
       </w:r>
     </w:p>
     <w:p>
-      <w:r>
-        <w:t>Without opening the old lesson, explain one key idea from Release and rollback. Give an example and a mistake that the idea helps you avoid.</w:t>
+      <w:pPr>
+        <w:pStyle w:val="Heading3"/>
+      </w:pPr>
+      <w:r>
+        <w:t>Release and rollback</w:t>
       </w:r>
     </w:p>
     <w:p>
       <w:pPr>
-        <w:pStyle w:val="Heading3"/>
-      </w:pPr>
-      <w:r>
-        <w:t>My remembered idea, example and correction</w:t>
+        <w:spacing w:line="336" w:lineRule="auto" w:after="180"/>
+      </w:pPr>
+      <w:r>
+        <w:rPr>
+          <w:b w:val="0"/>
+        </w:rPr>
+        <w:t>Without opening the old lesson, explain one key idea from Release and rollback. Give an example and a mistake that the idea helps you avoid.</w:t>
       </w:r>
     </w:p>
     <w:p>
-      <w:r>
-        <w:t>________________________________________________________________</w:t>
+      <w:pPr>
+        <w:pStyle w:val="Heading3"/>
+      </w:pPr>
+      <w:r>
+        <w:t>My remembered idea, example and correction</w:t>
       </w:r>
     </w:p>
     <w:p>
@@ -106,29 +124,35 @@
       </w:r>
     </w:p>
     <w:p>
-      <w:pPr>
-        <w:pStyle w:val="Heading3"/>
-      </w:pPr>
-      <w:r>
-        <w:t>Caching and stale information</w:t>
+      <w:r>
+        <w:t>________________________________________________________________</w:t>
       </w:r>
     </w:p>
     <w:p>
-      <w:r>
-        <w:t>Without opening the old lesson, explain one key idea from Caching and stale information. Give an example and a mistake that the idea helps you avoid.</w:t>
+      <w:pPr>
+        <w:pStyle w:val="Heading3"/>
+      </w:pPr>
+      <w:r>
+        <w:t>Caching and stale information</w:t>
       </w:r>
     </w:p>
     <w:p>
       <w:pPr>
-        <w:pStyle w:val="Heading3"/>
-      </w:pPr>
-      <w:r>
-        <w:t>My remembered idea, example and correction</w:t>
+        <w:spacing w:line="336" w:lineRule="auto" w:after="180"/>
+      </w:pPr>
+      <w:r>
+        <w:rPr>
+          <w:b w:val="0"/>
+        </w:rPr>
+        <w:t>Without opening the old lesson, explain one key idea from Caching and stale information. Give an example and a mistake that the idea helps you avoid.</w:t>
       </w:r>
     </w:p>
     <w:p>
-      <w:r>
-        <w:t>________________________________________________________________</w:t>
+      <w:pPr>
+        <w:pStyle w:val="Heading3"/>
+      </w:pPr>
+      <w:r>
+        <w:t>My remembered idea, example and correction</w:t>
       </w:r>
     </w:p>
     <w:p>
@@ -142,15 +166,31 @@
       </w:r>
     </w:p>
     <w:p>
-      <w:pPr>
-        <w:pStyle w:val="Heading1"/>
-      </w:pPr>
-      <w:r>
-        <w:t>02. Practise with fading help</w:t>
+      <w:r>
+        <w:t>________________________________________________________________</w:t>
       </w:r>
     </w:p>
     <w:p>
-      <w:r>
+      <w:pPr>
+        <w:pStyle w:val="Heading1"/>
+      </w:pPr>
+      <w:r>
+        <w:t>02. Practise with fading help</w:t>
+      </w:r>
+    </w:p>
+    <w:p>
+      <w:r>
+        <w:t>Complete the supported Human escalation workflows trace and record the first step you can explain without help.</w:t>
+      </w:r>
+    </w:p>
+    <w:p>
+      <w:pPr>
+        <w:spacing w:line="336" w:lineRule="auto" w:after="180"/>
+      </w:pPr>
+      <w:r>
+        <w:rPr>
+          <w:b w:val="0"/>
+        </w:rPr>
         <w:t>Use W2: Trace the worked case for Human escalation workflows. Record the answer once; the lesson and workbook refer to the same attempt.</w:t>
       </w:r>
     </w:p>
@@ -279,25 +319,37 @@
     </w:p>
     <w:p>
       <w:r>
-        <w:t>Use the worked case for Human escalation workflows. Proposed explanation: “The worked result establishes every future case”. Decide whether this explanation is supported. Point to the step or supplied fact that decides; explain your repair if needed.</w:t>
+        <w:t>Check the proposed Human escalation workflows explanation against the supplied facts before discussing it.</w:t>
       </w:r>
     </w:p>
     <w:p>
       <w:pPr>
-        <w:pStyle w:val="Heading3"/>
-      </w:pPr>
-      <w:r>
-        <w:t>My explanation before partner discussion</w:t>
+        <w:spacing w:line="336" w:lineRule="auto" w:after="180"/>
+      </w:pPr>
+      <w:r>
+        <w:rPr>
+          <w:b w:val="0"/>
+        </w:rPr>
+        <w:t>Use the worked case for Human escalation workflows. Proposed explanation: “The worked result establishes every future case”. Decide whether this explanation is supported.</w:t>
       </w:r>
     </w:p>
     <w:p>
-      <w:r>
-        <w:t>________________________________________________________________</w:t>
+      <w:pPr>
+        <w:spacing w:line="336" w:lineRule="auto" w:after="180"/>
+      </w:pPr>
+      <w:r>
+        <w:rPr>
+          <w:b w:val="0"/>
+        </w:rPr>
+        <w:t>Point to the step or supplied fact that decides; explain your repair if needed.</w:t>
       </w:r>
     </w:p>
     <w:p>
-      <w:r>
-        <w:t>________________________________________________________________</w:t>
+      <w:pPr>
+        <w:pStyle w:val="Heading3"/>
+      </w:pPr>
+      <w:r>
+        <w:t>My explanation before partner discussion</w:t>
       </w:r>
     </w:p>
     <w:p>
@@ -311,47 +363,53 @@
       </w:r>
     </w:p>
     <w:p>
-      <w:pPr>
-        <w:pStyle w:val="Heading1"/>
-      </w:pPr>
-      <w:r>
-        <w:t>04. Independent transfer case</w:t>
+      <w:r>
+        <w:t>________________________________________________________________</w:t>
       </w:r>
     </w:p>
     <w:p>
-      <w:pPr>
-        <w:pStyle w:val="Heading3"/>
-      </w:pPr>
-      <w:r>
-        <w:t>Independent case: Apply a new case independently</w:t>
+      <w:r>
+        <w:t>________________________________________________________________</w:t>
       </w:r>
     </w:p>
     <w:p>
-      <w:r>
-        <w:t>Reviewer deadline is16:00; no reply by16:00. Policy says remain pending, not auto-approve. Decide.</w:t>
+      <w:pPr>
+        <w:pStyle w:val="Heading1"/>
+      </w:pPr>
+      <w:r>
+        <w:t>04. Independent transfer case</w:t>
       </w:r>
     </w:p>
     <w:p>
-      <w:pPr>
-        <w:pStyle w:val="Heading3"/>
-      </w:pPr>
-      <w:r>
-        <w:t>My independent explanation, trace and limits</w:t>
+      <w:r>
+        <w:t>Write one first attempt at the reserved independent case before feedback. Repeated copies of that case refer to the same recorded attempt.</w:t>
       </w:r>
     </w:p>
     <w:p>
-      <w:r>
-        <w:t>________________________________________________________________</w:t>
+      <w:pPr>
+        <w:pStyle w:val="Heading3"/>
+      </w:pPr>
+      <w:r>
+        <w:t>Independent case: Apply a new case independently</w:t>
       </w:r>
     </w:p>
     <w:p>
-      <w:r>
-        <w:t>________________________________________________________________</w:t>
+      <w:pPr>
+        <w:spacing w:line="336" w:lineRule="auto" w:after="180"/>
+      </w:pPr>
+      <w:r>
+        <w:rPr>
+          <w:b w:val="0"/>
+        </w:rPr>
+        <w:t>Reviewer deadline is16:00; no reply by16:00. Policy says remain pending, not auto-approve. Decide.</w:t>
       </w:r>
     </w:p>
     <w:p>
-      <w:r>
-        <w:t>________________________________________________________________</w:t>
+      <w:pPr>
+        <w:pStyle w:val="Heading3"/>
+      </w:pPr>
+      <w:r>
+        <w:t>My independent explanation, trace and limits</w:t>
       </w:r>
     </w:p>
     <w:p>
@@ -376,48 +434,96 @@
     </w:p>
     <w:p>
       <w:r>
-        <w:t>Attempt this case before feedback. Record any help. Earlier examples below are further practice; a case already practised with feedback cannot establish fresh transfer.</w:t>
+        <w:t>________________________________________________________________</w:t>
       </w:r>
     </w:p>
     <w:p>
-      <w:pPr>
-        <w:pStyle w:val="Heading1"/>
-      </w:pPr>
-      <w:r>
-        <w:t>05. W1 Explain the mechanism</w:t>
+      <w:r>
+        <w:t>________________________________________________________________</w:t>
       </w:r>
     </w:p>
     <w:p>
       <w:r>
-        <w:t>Explain the weekly mechanism in your own words. Use the worked scenario to name its input, decision rule and output.</w:t>
+        <w:t>________________________________________________________________</w:t>
       </w:r>
     </w:p>
     <w:p>
       <w:pPr>
-        <w:pStyle w:val="Heading3"/>
-      </w:pPr>
-      <w:r>
-        <w:t>My reasoning and evidence</w:t>
+        <w:spacing w:line="336" w:lineRule="auto" w:after="180"/>
+      </w:pPr>
+      <w:r>
+        <w:rPr>
+          <w:b w:val="0"/>
+        </w:rPr>
+        <w:t>Attempt this case before feedback. Record any help. Earlier examples below are further practice; a case already practised with feedback cannot establish fresh transfer.</w:t>
       </w:r>
     </w:p>
     <w:p>
-      <w:r>
-        <w:t>________________________________________________________________</w:t>
+      <w:pPr>
+        <w:pStyle w:val="Heading1"/>
+      </w:pPr>
+      <w:r>
+        <w:t>05. W1 Explain the mechanism</w:t>
       </w:r>
     </w:p>
     <w:p>
       <w:r>
-        <w:t>________________________________________________________________</w:t>
+        <w:t>Explain the mechanism. Apply the supplied Human escalation workflows facts and keep your reasoning.</w:t>
       </w:r>
     </w:p>
     <w:p>
-      <w:r>
-        <w:t>________________________________________________________________</w:t>
+      <w:pPr>
+        <w:spacing w:line="336" w:lineRule="auto" w:after="180"/>
+      </w:pPr>
+      <w:r>
+        <w:rPr>
+          <w:b w:val="0"/>
+        </w:rPr>
+        <w:t xml:space="preserve">Explain the weekly </w:t>
+      </w:r>
+      <w:r>
+        <w:rPr>
+          <w:b/>
+        </w:rPr>
+        <w:t>mechanism</w:t>
+      </w:r>
+      <w:r>
+        <w:rPr>
+          <w:b w:val="0"/>
+        </w:rPr>
+        <w:t xml:space="preserve"> in your own words. Use the worked scenario to name its </w:t>
+      </w:r>
+      <w:r>
+        <w:rPr>
+          <w:b/>
+        </w:rPr>
+        <w:t>input</w:t>
+      </w:r>
+      <w:r>
+        <w:rPr>
+          <w:b w:val="0"/>
+        </w:rPr>
+        <w:t xml:space="preserve">, decision rule and </w:t>
+      </w:r>
+      <w:r>
+        <w:rPr>
+          <w:b/>
+        </w:rPr>
+        <w:t>output</w:t>
+      </w:r>
+      <w:r>
+        <w:rPr>
+          <w:b w:val="0"/>
+        </w:rPr>
+        <w:t>.</w:t>
       </w:r>
     </w:p>
     <w:p>
-      <w:r>
-        <w:t>________________________________________________________________</w:t>
+      <w:pPr>
+        <w:pStyle w:val="Heading3"/>
+      </w:pPr>
+      <w:r>
+        <w:t>My reasoning and evidence</w:t>
       </w:r>
     </w:p>
     <w:p>
@@ -431,24 +537,18 @@
       </w:r>
     </w:p>
     <w:p>
-      <w:pPr>
-        <w:pStyle w:val="Heading1"/>
-      </w:pPr>
-      <w:r>
-        <w:t>06. W2 Trace the worked case</w:t>
+      <w:r>
+        <w:t>________________________________________________________________</w:t>
       </w:r>
     </w:p>
     <w:p>
       <w:r>
-        <w:t>Conflict is detected, but no reviewer is assigned and the system silently books the first room. Show the intermediate steps and give the conclusion with its scope.</w:t>
+        <w:t>________________________________________________________________</w:t>
       </w:r>
     </w:p>
     <w:p>
-      <w:pPr>
-        <w:pStyle w:val="Heading3"/>
-      </w:pPr>
-      <w:r>
-        <w:t>My reasoning and evidence</w:t>
+      <w:r>
+        <w:t>________________________________________________________________</w:t>
       </w:r>
     </w:p>
     <w:p>
@@ -457,23 +557,35 @@
       </w:r>
     </w:p>
     <w:p>
-      <w:r>
-        <w:t>________________________________________________________________</w:t>
+      <w:pPr>
+        <w:pStyle w:val="Heading1"/>
+      </w:pPr>
+      <w:r>
+        <w:t>06. W2 Trace the worked case</w:t>
       </w:r>
     </w:p>
     <w:p>
       <w:r>
-        <w:t>________________________________________________________________</w:t>
+        <w:t>Trace the worked case. Apply the supplied Human escalation workflows facts and keep your reasoning.</w:t>
       </w:r>
     </w:p>
     <w:p>
-      <w:r>
-        <w:t>________________________________________________________________</w:t>
+      <w:pPr>
+        <w:spacing w:line="336" w:lineRule="auto" w:after="180"/>
+      </w:pPr>
+      <w:r>
+        <w:rPr>
+          <w:b w:val="0"/>
+        </w:rPr>
+        <w:t>Conflict is detected, but no reviewer is assigned and the system silently books the first room. Show the intermediate steps and give the conclusion with its scope.</w:t>
       </w:r>
     </w:p>
     <w:p>
-      <w:r>
-        <w:t>________________________________________________________________</w:t>
+      <w:pPr>
+        <w:pStyle w:val="Heading3"/>
+      </w:pPr>
+      <w:r>
+        <w:t>My reasoning and evidence</w:t>
       </w:r>
     </w:p>
     <w:p>
@@ -487,24 +599,18 @@
       </w:r>
     </w:p>
     <w:p>
-      <w:pPr>
-        <w:pStyle w:val="Heading1"/>
-      </w:pPr>
-      <w:r>
-        <w:t>07. W3 Audit the limit</w:t>
+      <w:r>
+        <w:t>________________________________________________________________</w:t>
       </w:r>
     </w:p>
     <w:p>
       <w:r>
-        <w:t>A report omits this qualification: Escalation without a responsible actor and declared fallback cannot guarantee resolution. Explain how omitting it could change a reader's interpretation, and write an accurate replacement.</w:t>
+        <w:t>________________________________________________________________</w:t>
       </w:r>
     </w:p>
     <w:p>
-      <w:pPr>
-        <w:pStyle w:val="Heading3"/>
-      </w:pPr>
-      <w:r>
-        <w:t>My reasoning and evidence</w:t>
+      <w:r>
+        <w:t>________________________________________________________________</w:t>
       </w:r>
     </w:p>
     <w:p>
@@ -518,44 +624,50 @@
       </w:r>
     </w:p>
     <w:p>
-      <w:r>
-        <w:t>________________________________________________________________</w:t>
+      <w:pPr>
+        <w:pStyle w:val="Heading1"/>
+      </w:pPr>
+      <w:r>
+        <w:t>07. W3 Audit the limit</w:t>
       </w:r>
     </w:p>
     <w:p>
       <w:r>
-        <w:t>________________________________________________________________</w:t>
+        <w:t>Audit the limit. Apply the supplied Human escalation workflows facts and keep your reasoning.</w:t>
       </w:r>
     </w:p>
     <w:p>
-      <w:r>
-        <w:t>________________________________________________________________</w:t>
+      <w:pPr>
+        <w:spacing w:line="336" w:lineRule="auto" w:after="180"/>
+      </w:pPr>
+      <w:r>
+        <w:rPr>
+          <w:b w:val="0"/>
+        </w:rPr>
+        <w:t>A report omits this qualification: Escalation without a responsible actor and declared fallback cannot guarantee resolution. Explain how omitting it could change a reader's interpretation, and write an accurate replacement.</w:t>
       </w:r>
     </w:p>
     <w:p>
-      <w:r>
-        <w:t>________________________________________________________________</w:t>
+      <w:pPr>
+        <w:pStyle w:val="Heading3"/>
+      </w:pPr>
+      <w:r>
+        <w:t>My reasoning and evidence</w:t>
       </w:r>
     </w:p>
     <w:p>
-      <w:pPr>
-        <w:pStyle w:val="Heading1"/>
-      </w:pPr>
-      <w:r>
-        <w:t>08. W4 Apply a new case independently</w:t>
+      <w:r>
+        <w:t>________________________________________________________________</w:t>
       </w:r>
     </w:p>
     <w:p>
       <w:r>
-        <w:t>Reviewer deadline is16:00; no reply by16:00. Policy says remain pending, not auto-approve. Decide.</w:t>
+        <w:t>________________________________________________________________</w:t>
       </w:r>
     </w:p>
     <w:p>
-      <w:pPr>
-        <w:pStyle w:val="Heading3"/>
-      </w:pPr>
-      <w:r>
-        <w:t>My reasoning and evidence</w:t>
+      <w:r>
+        <w:t>________________________________________________________________</w:t>
       </w:r>
     </w:p>
     <w:p>
@@ -574,23 +686,35 @@
       </w:r>
     </w:p>
     <w:p>
-      <w:r>
-        <w:t>________________________________________________________________</w:t>
+      <w:pPr>
+        <w:pStyle w:val="Heading1"/>
+      </w:pPr>
+      <w:r>
+        <w:t>08. W4 Apply a new case independently</w:t>
       </w:r>
     </w:p>
     <w:p>
       <w:r>
-        <w:t>________________________________________________________________</w:t>
+        <w:t>Attempt before feedback. If this repeats the selected independent case, reuse that first attempt; otherwise keep a separate record. Apply a new case independently. Apply the supplied Human escalation workflows facts and keep your reasoning.</w:t>
       </w:r>
     </w:p>
     <w:p>
-      <w:r>
-        <w:t>________________________________________________________________</w:t>
+      <w:pPr>
+        <w:spacing w:line="336" w:lineRule="auto" w:after="180"/>
+      </w:pPr>
+      <w:r>
+        <w:rPr>
+          <w:b w:val="0"/>
+        </w:rPr>
+        <w:t>Reviewer deadline is16:00; no reply by16:00. Policy says remain pending, not auto-approve. Decide.</w:t>
       </w:r>
     </w:p>
     <w:p>
-      <w:r>
-        <w:t>________________________________________________________________</w:t>
+      <w:pPr>
+        <w:pStyle w:val="Heading3"/>
+      </w:pPr>
+      <w:r>
+        <w:t>My reasoning and evidence</w:t>
       </w:r>
     </w:p>
     <w:p>
@@ -599,24 +723,18 @@
       </w:r>
     </w:p>
     <w:p>
-      <w:pPr>
-        <w:pStyle w:val="Heading1"/>
-      </w:pPr>
-      <w:r>
-        <w:t>09. W5 Design a revealing follow-up</w:t>
+      <w:r>
+        <w:t>________________________________________________________________</w:t>
       </w:r>
     </w:p>
     <w:p>
       <w:r>
-        <w:t>For the worked scenario, propose one additional case that could reveal a failure, describe its expected outcome before running it, and explain what would need to remain fixed for a fair comparison. Do not reuse W4 as a new final test after receiving feedback.</w:t>
+        <w:t>________________________________________________________________</w:t>
       </w:r>
     </w:p>
     <w:p>
-      <w:pPr>
-        <w:pStyle w:val="Heading3"/>
-      </w:pPr>
-      <w:r>
-        <w:t>My reasoning and evidence</w:t>
+      <w:r>
+        <w:t>________________________________________________________________</w:t>
       </w:r>
     </w:p>
     <w:p>
@@ -640,39 +758,51 @@
       </w:r>
     </w:p>
     <w:p>
-      <w:r>
-        <w:t>________________________________________________________________</w:t>
+      <w:pPr>
+        <w:pStyle w:val="Heading1"/>
+      </w:pPr>
+      <w:r>
+        <w:t>09. W5 Design a revealing follow-up</w:t>
       </w:r>
     </w:p>
     <w:p>
       <w:r>
-        <w:t>________________________________________________________________</w:t>
+        <w:t>Design a revealing follow-up. Apply the supplied Human escalation workflows facts and keep your reasoning.</w:t>
       </w:r>
     </w:p>
     <w:p>
-      <w:r>
-        <w:t>________________________________________________________________</w:t>
+      <w:pPr>
+        <w:spacing w:line="336" w:lineRule="auto" w:after="180"/>
+      </w:pPr>
+      <w:r>
+        <w:rPr>
+          <w:b w:val="0"/>
+        </w:rPr>
+        <w:t>For the worked scenario, propose one additional case that could reveal a failure, describe its expected outcome before running it, and explain what would need to remain fixed for a fair comparison.</w:t>
       </w:r>
     </w:p>
     <w:p>
       <w:pPr>
-        <w:pStyle w:val="Heading1"/>
-      </w:pPr>
-      <w:r>
-        <w:t>10. Project checkpoint and reflection</w:t>
+        <w:spacing w:line="336" w:lineRule="auto" w:after="180"/>
+      </w:pPr>
+      <w:r>
+        <w:rPr>
+          <w:b w:val="0"/>
+        </w:rPr>
+        <w:t>Do not reuse W4 as a new final test after receiving feedback.</w:t>
       </w:r>
     </w:p>
     <w:p>
-      <w:r>
-        <w:t>Add a labelled human escalation workflows evidence sheet to Grounded Learning Service. Show how you can explain the mechanism and terminology of human escalation workflows. Use the supplied fictional case and keep its inputs, intermediate steps, calculation or prediction, and limitation. Connect this record to last week’s record; a matching answer without a trace is insufficient.</w:t>
+      <w:pPr>
+        <w:pStyle w:val="Heading3"/>
+      </w:pPr>
+      <w:r>
+        <w:t>My reasoning and evidence</w:t>
       </w:r>
     </w:p>
     <w:p>
-      <w:pPr>
-        <w:pStyle w:val="Heading3"/>
-      </w:pPr>
-      <w:r>
-        <w:t>My project change, supporting evidence and remaining limit</w:t>
+      <w:r>
+        <w:t>________________________________________________________________</w:t>
       </w:r>
     </w:p>
     <w:p>
@@ -710,7 +840,133 @@
         <w:pStyle w:val="Heading1"/>
       </w:pPr>
       <w:r>
+        <w:t>10. Project checkpoint and reflection</w:t>
+      </w:r>
+    </w:p>
+    <w:p>
+      <w:r>
+        <w:t>Connect Human escalation workflows to Grounded Learning Service, identify a limit and choose the next useful test.</w:t>
+      </w:r>
+    </w:p>
+    <w:p>
+      <w:pPr>
+        <w:spacing w:line="336" w:lineRule="auto" w:after="180"/>
+      </w:pPr>
+      <w:r>
+        <w:rPr>
+          <w:b w:val="0"/>
+        </w:rPr>
+        <w:t xml:space="preserve">Add a labelled human escalation workflows </w:t>
+      </w:r>
+      <w:r>
+        <w:rPr>
+          <w:b/>
+        </w:rPr>
+        <w:t>evidence</w:t>
+      </w:r>
+      <w:r>
+        <w:rPr>
+          <w:b w:val="0"/>
+        </w:rPr>
+        <w:t xml:space="preserve"> sheet to Grounded Learning Service. Show how you can explain the </w:t>
+      </w:r>
+      <w:r>
+        <w:rPr>
+          <w:b/>
+        </w:rPr>
+        <w:t>mechanism</w:t>
+      </w:r>
+      <w:r>
+        <w:rPr>
+          <w:b w:val="0"/>
+        </w:rPr>
+        <w:t xml:space="preserve"> and terminology of human escalation workflows.</w:t>
+      </w:r>
+    </w:p>
+    <w:p>
+      <w:pPr>
+        <w:spacing w:line="336" w:lineRule="auto" w:after="180"/>
+      </w:pPr>
+      <w:r>
+        <w:rPr>
+          <w:b w:val="0"/>
+        </w:rPr>
+        <w:t xml:space="preserve">Use the supplied fictional case and keep its </w:t>
+      </w:r>
+      <w:r>
+        <w:rPr>
+          <w:b/>
+        </w:rPr>
+        <w:t>input</w:t>
+      </w:r>
+      <w:r>
+        <w:rPr>
+          <w:b w:val="0"/>
+        </w:rPr>
+        <w:t xml:space="preserve">s, intermediate steps, calculation or </w:t>
+      </w:r>
+      <w:r>
+        <w:rPr>
+          <w:b/>
+        </w:rPr>
+        <w:t>prediction</w:t>
+      </w:r>
+      <w:r>
+        <w:rPr>
+          <w:b w:val="0"/>
+        </w:rPr>
+        <w:t>, and limitation. Connect this record to last week’s record; a matching answer without a trace is insufficient.</w:t>
+      </w:r>
+    </w:p>
+    <w:p>
+      <w:pPr>
+        <w:pStyle w:val="Heading3"/>
+      </w:pPr>
+      <w:r>
+        <w:t>My project change, supporting evidence and remaining limit</w:t>
+      </w:r>
+    </w:p>
+    <w:p>
+      <w:r>
+        <w:t>________________________________________________________________</w:t>
+      </w:r>
+    </w:p>
+    <w:p>
+      <w:r>
+        <w:t>________________________________________________________________</w:t>
+      </w:r>
+    </w:p>
+    <w:p>
+      <w:r>
+        <w:t>________________________________________________________________</w:t>
+      </w:r>
+    </w:p>
+    <w:p>
+      <w:r>
+        <w:t>________________________________________________________________</w:t>
+      </w:r>
+    </w:p>
+    <w:p>
+      <w:r>
+        <w:t>________________________________________________________________</w:t>
+      </w:r>
+    </w:p>
+    <w:p>
+      <w:r>
+        <w:t>________________________________________________________________</w:t>
+      </w:r>
+    </w:p>
+    <w:p>
+      <w:pPr>
+        <w:pStyle w:val="Heading1"/>
+      </w:pPr>
+      <w:r>
         <w:t>11. Feedback, return check and learning record</w:t>
+      </w:r>
+    </w:p>
+    <w:p>
+      <w:r>
+        <w:t>Record the first repaired step and a different case to revisit after a delay.</w:t>
       </w:r>
     </w:p>
     <w:tbl>
@@ -850,7 +1106,13 @@
       </w:tr>
     </w:tbl>
     <w:p>
-      <w:r>
+      <w:pPr>
+        <w:spacing w:line="336" w:lineRule="auto" w:after="180"/>
+      </w:pPr>
+      <w:r>
+        <w:rPr>
+          <w:b w:val="0"/>
+        </w:rPr>
         <w:t>Revisit this idea with your teacher after a delay. Familiarity is different from explaining and using it on a changed case.</w:t>
       </w:r>
     </w:p>
@@ -864,11 +1126,28 @@
     </w:p>
     <w:p>
       <w:r>
-        <w:t>A useful human handoff. A learner asks whether a damaged laboratory bottle is safe; the bot handles lesson notes only.</w:t>
+        <w:t>A useful human handoff. A learner asks whether a damaged laboratory bottle is safe; the bot handles lesson notes only. Explain the labelled step before checking the changed condition.</w:t>
       </w:r>
     </w:p>
     <w:p>
-      <w:r>
+      <w:pPr>
+        <w:spacing w:line="336" w:lineRule="auto" w:after="180"/>
+      </w:pPr>
+      <w:r>
+        <w:rPr>
+          <w:b w:val="0"/>
+        </w:rPr>
+        <w:t>A useful human handoff. A learner asks whether a damaged laboratory bottle is safe; the bot handles lesson notes only.</w:t>
+      </w:r>
+    </w:p>
+    <w:p>
+      <w:pPr>
+        <w:spacing w:line="336" w:lineRule="auto" w:after="180"/>
+      </w:pPr>
+      <w:r>
+        <w:rPr>
+          <w:b w:val="0"/>
+        </w:rPr>
         <w:t>The contract excludes equipment certification. An assigned adult supervisor handles equipment concerns.</w:t>
       </w:r>
     </w:p>
@@ -909,7 +1188,14 @@
       </w:r>
     </w:p>
     <w:p>
-      <w:r>
+      <w:pPr>
+        <w:spacing w:line="336" w:lineRule="auto" w:after="180"/>
+        <w:shd w:fill="F5F1FB"/>
+      </w:pPr>
+      <w:r>
+        <w:rPr>
+          <w:b w:val="0"/>
+        </w:rPr>
         <w:t>Identify the exact service boundary in the bottle question. What accurate information belongs in the supervisor handoff, and what remains unresolved if nobody is reachable?</w:t>
       </w:r>
     </w:p>
@@ -952,36 +1238,128 @@
       </w:r>
     </w:p>
     <w:p>
-      <w:r>
-        <w:t>Support used: alone / hint / worked example. This record is practice evidence.</w:t>
+      <w:pPr>
+        <w:pStyle w:val="Heading3"/>
+      </w:pPr>
+      <w:r>
+        <w:t>Record the help used</w:t>
       </w:r>
     </w:p>
     <w:p>
-      <w:r>
-        <w:t>Project connection: For the Grounded Learning Service, retain an annotated trace and the changed-case result. Name the contract or evidence that makes the deciding step valid, so another team can review it.</w:t>
+      <w:pPr>
+        <w:spacing w:line="336" w:lineRule="auto" w:after="180"/>
+        <w:shd w:fill="F1F6F8"/>
+      </w:pPr>
+      <w:r>
+        <w:rPr>
+          <w:b w:val="0"/>
+        </w:rPr>
+        <w:t xml:space="preserve">Support used: alone / hint / worked example. This record is practice </w:t>
+      </w:r>
+      <w:r>
+        <w:rPr>
+          <w:b/>
+        </w:rPr>
+        <w:t>evidence</w:t>
+      </w:r>
+      <w:r>
+        <w:rPr>
+          <w:b w:val="0"/>
+        </w:rPr>
+        <w:t>.</w:t>
       </w:r>
     </w:p>
     <w:p>
       <w:pPr>
-        <w:pStyle w:val="Heading1"/>
-      </w:pPr>
-      <w:r>
-        <w:t>13. Project portfolio milestone</w:t>
+        <w:spacing w:line="336" w:lineRule="auto" w:after="180"/>
+      </w:pPr>
+      <w:r>
+        <w:rPr>
+          <w:b w:val="0"/>
+        </w:rPr>
+        <w:t xml:space="preserve">Project connection: For the Grounded Learning Service, retain an annotated trace and the changed-case result. Name the contract or </w:t>
+      </w:r>
+      <w:r>
+        <w:rPr>
+          <w:b/>
+        </w:rPr>
+        <w:t>evidence</w:t>
+      </w:r>
+      <w:r>
+        <w:rPr>
+          <w:b w:val="0"/>
+        </w:rPr>
+        <w:t xml:space="preserve"> that makes the deciding step valid, so another team can review it.</w:t>
       </w:r>
     </w:p>
     <w:p>
-      <w:r>
-        <w:t>Project: Grounded Learning Service</w:t>
+      <w:pPr>
+        <w:pStyle w:val="Heading1"/>
+      </w:pPr>
+      <w:r>
+        <w:t>13. Project portfolio milestone</w:t>
       </w:r>
     </w:p>
     <w:p>
       <w:r>
-        <w:t>Current milestone: Prepare the demonstration. Gather reproducible instructions, evidence, access checks and remaining limitations.</w:t>
+        <w:t>Keep this week’s input, deciding step, result and limit together in the Grounded Learning Service record.</w:t>
       </w:r>
     </w:p>
     <w:p>
-      <w:r>
-        <w:t>For the Grounded Learning Service, retain an annotated trace and the changed-case result. Name the contract or evidence that makes the deciding step valid, so another team can review it.</w:t>
+      <w:pPr>
+        <w:spacing w:line="336" w:lineRule="auto" w:after="180"/>
+      </w:pPr>
+      <w:r>
+        <w:rPr>
+          <w:b w:val="0"/>
+        </w:rPr>
+        <w:t>Project: Grounded Learning Service</w:t>
+      </w:r>
+    </w:p>
+    <w:p>
+      <w:pPr>
+        <w:spacing w:line="336" w:lineRule="auto" w:after="180"/>
+      </w:pPr>
+      <w:r>
+        <w:rPr>
+          <w:b w:val="0"/>
+        </w:rPr>
+        <w:t xml:space="preserve">Current milestone: Prepare the demonstration. Gather reproducible instructions, </w:t>
+      </w:r>
+      <w:r>
+        <w:rPr>
+          <w:b/>
+        </w:rPr>
+        <w:t>evidence</w:t>
+      </w:r>
+      <w:r>
+        <w:rPr>
+          <w:b w:val="0"/>
+        </w:rPr>
+        <w:t>, access checks and remaining limitations.</w:t>
+      </w:r>
+    </w:p>
+    <w:p>
+      <w:pPr>
+        <w:spacing w:line="336" w:lineRule="auto" w:after="180"/>
+      </w:pPr>
+      <w:r>
+        <w:rPr>
+          <w:b w:val="0"/>
+        </w:rPr>
+        <w:t xml:space="preserve">For the Grounded Learning Service, retain an annotated trace and the changed-case result. Name the contract or </w:t>
+      </w:r>
+      <w:r>
+        <w:rPr>
+          <w:b/>
+        </w:rPr>
+        <w:t>evidence</w:t>
+      </w:r>
+      <w:r>
+        <w:rPr>
+          <w:b w:val="0"/>
+        </w:rPr>
+        <w:t xml:space="preserve"> that makes the deciding step valid, so another team can review it.</w:t>
       </w:r>
     </w:p>
     <w:tbl>
@@ -1143,53 +1521,92 @@
     </w:p>
     <w:p>
       <w:r>
-        <w:t>Use this supported practice once, in the browser or on paper. Keep the reserved independent assessment for a separate first attempt before teacher feedback.</w:t>
+        <w:t>Try the supported questions before comparing with hints and feedback. Record what you repaired and the evidence you retained.</w:t>
       </w:r>
     </w:p>
     <w:p>
-      <w:r>
-        <w:t>A useful human handoff. A learner asks whether a damaged laboratory bottle is safe; the bot handles lesson notes only.</w:t>
+      <w:pPr>
+        <w:spacing w:line="336" w:lineRule="auto" w:after="180"/>
+      </w:pPr>
+      <w:r>
+        <w:rPr>
+          <w:b w:val="0"/>
+        </w:rPr>
+        <w:t>Use this supported practice once, in the browser or on paper. Keep the reserved independent assessment for a separate first attempt before teacher feedback.</w:t>
       </w:r>
     </w:p>
     <w:p>
       <w:pPr>
-        <w:pStyle w:val="Heading3"/>
-      </w:pPr>
-      <w:r>
-        <w:t>Practice 1: explain the deciding evidence</w:t>
+        <w:spacing w:line="336" w:lineRule="auto" w:after="180"/>
+      </w:pPr>
+      <w:r>
+        <w:rPr>
+          <w:b w:val="0"/>
+        </w:rPr>
+        <w:t>A useful human handoff. A learner asks whether a damaged laboratory bottle is safe; the bot handles lesson notes only.</w:t>
       </w:r>
     </w:p>
     <w:p>
-      <w:r>
-        <w:t>Which labelled step matches this detail? Record the concern as reported, not as a confirmed diagnosis.</w:t>
+      <w:pPr>
+        <w:pStyle w:val="Heading3"/>
+      </w:pPr>
+      <w:r>
+        <w:t>Practice 1: explain the deciding evidence</w:t>
       </w:r>
     </w:p>
     <w:p>
-      <w:r>
-        <w:t>1. Recognise boundary</w:t>
+      <w:pPr>
+        <w:spacing w:line="336" w:lineRule="auto" w:after="180"/>
+      </w:pPr>
+      <w:r>
+        <w:rPr>
+          <w:b w:val="0"/>
+        </w:rPr>
+        <w:t>Which labelled step matches this detail? Record the concern as reported, not as a confirmed diagnosis.</w:t>
       </w:r>
     </w:p>
     <w:p>
-      <w:r>
-        <w:t>2. Route the question</w:t>
+      <w:pPr>
+        <w:spacing w:line="336" w:lineRule="auto" w:after="180"/>
+        <w:shd w:fill="F4F9FC"/>
+      </w:pPr>
+      <w:r>
+        <w:rPr>
+          <w:b w:val="0"/>
+        </w:rPr>
+        <w:t>1. Recognise boundary</w:t>
       </w:r>
     </w:p>
     <w:p>
-      <w:r>
-        <w:t>3. Preserve reported facts</w:t>
+      <w:pPr>
+        <w:spacing w:line="336" w:lineRule="auto" w:after="180"/>
+        <w:shd w:fill="F4F9FC"/>
+      </w:pPr>
+      <w:r>
+        <w:rPr>
+          <w:b w:val="0"/>
+        </w:rPr>
+        <w:t>2. Route the question</w:t>
       </w:r>
     </w:p>
     <w:p>
       <w:pPr>
-        <w:pStyle w:val="Heading3"/>
-      </w:pPr>
-      <w:r>
-        <w:t>My selected conclusion, deciding fact and explanation</w:t>
+        <w:spacing w:line="336" w:lineRule="auto" w:after="180"/>
+        <w:shd w:fill="F4F9FC"/>
+      </w:pPr>
+      <w:r>
+        <w:rPr>
+          <w:b w:val="0"/>
+        </w:rPr>
+        <w:t>3. Preserve reported facts</w:t>
       </w:r>
     </w:p>
     <w:p>
-      <w:r>
-        <w:t>________________________________________________________________</w:t>
+      <w:pPr>
+        <w:pStyle w:val="Heading3"/>
+      </w:pPr>
+      <w:r>
+        <w:t>My selected conclusion, deciding fact and explanation</w:t>
       </w:r>
     </w:p>
     <w:p>
@@ -1214,40 +1631,67 @@
     </w:p>
     <w:p>
       <w:r>
-        <w:t>Hint if needed: Read the steps in the pictorial case. Match the supplied detail to the stage that performs or records it.</w:t>
+        <w:t>________________________________________________________________</w:t>
       </w:r>
     </w:p>
     <w:p>
-      <w:r>
-        <w:t>After your attempt, compare with the supported explanation: Preserve reported facts Record the concern as reported, not as a confirmed diagnosis. Escalation needs an appropriate person and accurate context. Model confidence cannot replace required authority or physical inspection.</w:t>
+      <w:pPr>
+        <w:pStyle w:val="Heading3"/>
+      </w:pPr>
+      <w:r>
+        <w:t>Hint · try first</w:t>
       </w:r>
     </w:p>
     <w:p>
       <w:pPr>
-        <w:pStyle w:val="Heading3"/>
-      </w:pPr>
-      <w:r>
-        <w:t>Practice 2: explain the deciding evidence</w:t>
+        <w:spacing w:line="336" w:lineRule="auto" w:after="180"/>
+        <w:shd w:fill="F1F6F8"/>
+      </w:pPr>
+      <w:r>
+        <w:rPr>
+          <w:b w:val="0"/>
+        </w:rPr>
+        <w:t>Hint if needed: Read the steps in the pictorial case. Match the supplied detail to the stage that performs or records it.</w:t>
       </w:r>
     </w:p>
     <w:p>
-      <w:r>
-        <w:t>Changed-case practice: No supervisor is currently reachable. Which conclusion is supported by the supplied facts?</w:t>
+      <w:pPr>
+        <w:pStyle w:val="Heading3"/>
+      </w:pPr>
+      <w:r>
+        <w:t>Feedback · compare after trying</w:t>
       </w:r>
     </w:p>
     <w:p>
-      <w:r>
-        <w:t>1. State unresolved status and use the institution’s approved waiting procedure.</w:t>
+      <w:pPr>
+        <w:spacing w:line="336" w:lineRule="auto" w:after="180"/>
+        <w:shd w:fill="F1F6FC"/>
+      </w:pPr>
+      <w:r>
+        <w:rPr>
+          <w:b w:val="0"/>
+        </w:rPr>
+        <w:t>After your attempt, compare with the supported explanation: Preserve reported facts Record the concern as reported, not as a confirmed diagnosis. Escalation needs an appropriate person and accurate context.</w:t>
       </w:r>
     </w:p>
     <w:p>
-      <w:r>
-        <w:t>2. We can decide the result without examining the changed input or the procedure.</w:t>
+      <w:pPr>
+        <w:spacing w:line="336" w:lineRule="auto" w:after="180"/>
+        <w:shd w:fill="F1F6FC"/>
+      </w:pPr>
+      <w:r>
+        <w:rPr>
+          <w:b w:val="0"/>
+        </w:rPr>
+        <w:t>Model confidence cannot replace required authority or physical inspection.</w:t>
       </w:r>
     </w:p>
     <w:p>
-      <w:r>
-        <w:t>3. This one example guarantees correct results for every future input.</w:t>
+      <w:pPr>
+        <w:pStyle w:val="Heading3"/>
+      </w:pPr>
+      <w:r>
+        <w:t>Practice 2: explain the deciding evidence</w:t>
       </w:r>
     </w:p>
     <w:p>
@@ -1255,91 +1699,1049 @@
         <w:pStyle w:val="Heading3"/>
       </w:pPr>
       <w:r>
-        <w:t>My selected conclusion, deciding fact and explanation</w:t>
+        <w:t>Changed case · predict first</w:t>
       </w:r>
     </w:p>
     <w:p>
-      <w:r>
-        <w:t>________________________________________________________________</w:t>
+      <w:pPr>
+        <w:spacing w:line="336" w:lineRule="auto" w:after="180"/>
+        <w:shd w:fill="F5F1FB"/>
+      </w:pPr>
+      <w:r>
+        <w:rPr>
+          <w:b w:val="0"/>
+        </w:rPr>
+        <w:t>Changed-case practice: No supervisor is currently reachable. Which conclusion is supported by the supplied facts?</w:t>
       </w:r>
     </w:p>
     <w:p>
-      <w:r>
-        <w:t>________________________________________________________________</w:t>
+      <w:pPr>
+        <w:spacing w:line="336" w:lineRule="auto" w:after="180"/>
+        <w:shd w:fill="F4F9FC"/>
+      </w:pPr>
+      <w:r>
+        <w:rPr>
+          <w:b w:val="0"/>
+        </w:rPr>
+        <w:t>1. State unresolved status and use the institution’s approved waiting procedure.</w:t>
       </w:r>
     </w:p>
     <w:p>
-      <w:r>
-        <w:t>________________________________________________________________</w:t>
+      <w:pPr>
+        <w:spacing w:line="336" w:lineRule="auto" w:after="180"/>
+        <w:shd w:fill="F4F9FC"/>
+      </w:pPr>
+      <w:r>
+        <w:rPr>
+          <w:b w:val="0"/>
+        </w:rPr>
+        <w:t xml:space="preserve">2. We can decide the result without examining the changed </w:t>
+      </w:r>
+      <w:r>
+        <w:rPr>
+          <w:b/>
+        </w:rPr>
+        <w:t>input</w:t>
+      </w:r>
+      <w:r>
+        <w:rPr>
+          <w:b w:val="0"/>
+        </w:rPr>
+        <w:t xml:space="preserve"> or the procedure.</w:t>
       </w:r>
     </w:p>
     <w:p>
-      <w:r>
-        <w:t>________________________________________________________________</w:t>
+      <w:pPr>
+        <w:spacing w:line="336" w:lineRule="auto" w:after="180"/>
+        <w:shd w:fill="F4F9FC"/>
+      </w:pPr>
+      <w:r>
+        <w:rPr>
+          <w:b w:val="0"/>
+        </w:rPr>
+        <w:t xml:space="preserve">3. This one example guarantees correct results for every future </w:t>
+      </w:r>
+      <w:r>
+        <w:rPr>
+          <w:b/>
+        </w:rPr>
+        <w:t>input</w:t>
+      </w:r>
+      <w:r>
+        <w:rPr>
+          <w:b w:val="0"/>
+        </w:rPr>
+        <w:t>.</w:t>
       </w:r>
     </w:p>
     <w:p>
-      <w:r>
-        <w:t>________________________________________________________________</w:t>
+      <w:pPr>
+        <w:pStyle w:val="Heading3"/>
+      </w:pPr>
+      <w:r>
+        <w:t>My selected conclusion, deciding fact and explanation</w:t>
       </w:r>
     </w:p>
     <w:p>
       <w:r>
-        <w:t>Hint if needed: Use the changed condition and the deciding step in the pictorial trace. The answer must say what follows from those facts.</w:t>
+        <w:t>________________________________________________________________</w:t>
       </w:r>
     </w:p>
     <w:p>
       <w:r>
-        <w:t>After your attempt, compare with the supported explanation: State unresolved status and use the institution’s approved waiting procedure. Lack of a human reply does not expand the bot’s authority.</w:t>
+        <w:t>________________________________________________________________</w:t>
       </w:r>
     </w:p>
     <w:p>
-      <w:pPr>
-        <w:pStyle w:val="Heading3"/>
-      </w:pPr>
-      <w:r>
-        <w:t>Repair a missing building block</w:t>
+      <w:r>
+        <w:t>________________________________________________________________</w:t>
       </w:r>
     </w:p>
     <w:p>
       <w:r>
-        <w:t>Review Incident investigation (ai-6/26). Goal: Explain the mechanism and terminology of incident investigation. Short practice: Order the three incident records and locate the old evidence version. How does the investigation change if the trace instead retrieves version 6 but drafts room C?. Return to this week and explain what you changed.</w:t>
+        <w:t>________________________________________________________________</w:t>
       </w:r>
     </w:p>
     <w:p>
       <w:r>
-        <w:t>Review Release and rollback (ai-6/24). Goal: Explain the mechanism and terminology of release and rollback. Short practice: Compute A’s and B’s correctness percentages. Why is B still blocked, and does passing a fresh privacy check automatically satisfy every release gate?. Return to this week and explain what you changed.</w:t>
+        <w:t>________________________________________________________________</w:t>
       </w:r>
     </w:p>
     <w:p>
-      <w:r>
-        <w:t>Review Caching and stale information (ai-6/21). Goal: Explain the mechanism and terminology of caching and stale information. Short practice: Identify the version mismatch in the cached 09:00 answer. What should the first version-5 request return, and what permits a later version-5 cache hit?. Return to this week and explain what you changed.</w:t>
+      <w:pPr>
+        <w:pStyle w:val="Heading3"/>
+      </w:pPr>
+      <w:r>
+        <w:t>Hint · try first</w:t>
       </w:r>
     </w:p>
     <w:p>
       <w:pPr>
-        <w:pStyle w:val="Heading3"/>
-      </w:pPr>
-      <w:r>
-        <w:t>Keep your completed work</w:t>
+        <w:spacing w:line="336" w:lineRule="auto" w:after="180"/>
+        <w:shd w:fill="F1F6F8"/>
+      </w:pPr>
+      <w:r>
+        <w:rPr>
+          <w:b w:val="0"/>
+        </w:rPr>
+        <w:t>Hint if needed: Use the changed condition and the deciding step in the pictorial trace. The answer must say what follows from those facts.</w:t>
       </w:r>
     </w:p>
     <w:p>
-      <w:r>
-        <w:t>Use Download completed work in the hosted lesson to export your answers, reflections, practice feedback and code-run evidence. Open the HTML copy to read or print it. Drafts stay in this browser when storage is available; clear drafts on a shared device.</w:t>
+      <w:pPr>
+        <w:pStyle w:val="Heading3"/>
+      </w:pPr>
+      <w:r>
+        <w:t>Feedback · compare after trying</w:t>
       </w:r>
     </w:p>
     <w:p>
       <w:pPr>
-        <w:pStyle w:val="Heading3"/>
-      </w:pPr>
-      <w:r>
-        <w:t>What I repaired, the evidence I kept and the next test</w:t>
+        <w:spacing w:line="336" w:lineRule="auto" w:after="180"/>
+        <w:shd w:fill="F1F6FC"/>
+      </w:pPr>
+      <w:r>
+        <w:rPr>
+          <w:b w:val="0"/>
+        </w:rPr>
+        <w:t>After your attempt, compare with the supported explanation: State unresolved status and use the institution’s approved waiting procedure. Lack of a human reply does not expand the bot’s authority.</w:t>
       </w:r>
     </w:p>
     <w:p>
+      <w:pPr>
+        <w:pStyle w:val="Heading3"/>
+      </w:pPr>
+      <w:r>
+        <w:t>Repair a missing building block</w:t>
+      </w:r>
+    </w:p>
+    <w:p>
+      <w:pPr>
+        <w:spacing w:line="336" w:lineRule="auto" w:after="180"/>
+      </w:pPr>
+      <w:r>
+        <w:rPr>
+          <w:b w:val="0"/>
+        </w:rPr>
+        <w:t xml:space="preserve">Review Incident investigation (ai-6/26). Goal: Explain the </w:t>
+      </w:r>
+      <w:r>
+        <w:rPr>
+          <w:b/>
+        </w:rPr>
+        <w:t>mechanism</w:t>
+      </w:r>
+      <w:r>
+        <w:rPr>
+          <w:b w:val="0"/>
+        </w:rPr>
+        <w:t xml:space="preserve"> and terminology of incident investigation. Short practice: Order the three incident records and locate the old </w:t>
+      </w:r>
+      <w:r>
+        <w:rPr>
+          <w:b/>
+        </w:rPr>
+        <w:t>evidence</w:t>
+      </w:r>
+      <w:r>
+        <w:rPr>
+          <w:b w:val="0"/>
+        </w:rPr>
+        <w:t xml:space="preserve"> version.</w:t>
+      </w:r>
+    </w:p>
+    <w:p>
+      <w:pPr>
+        <w:spacing w:line="336" w:lineRule="auto" w:after="180"/>
+      </w:pPr>
+      <w:r>
+        <w:rPr>
+          <w:b w:val="0"/>
+        </w:rPr>
+        <w:t>How does the investigation change if the trace instead retrieves version 6 but drafts room C?. Return to this week and explain what you changed.</w:t>
+      </w:r>
+    </w:p>
+    <w:p>
+      <w:pPr>
+        <w:spacing w:line="336" w:lineRule="auto" w:after="180"/>
+      </w:pPr>
+      <w:r>
+        <w:rPr>
+          <w:b w:val="0"/>
+        </w:rPr>
+        <w:t xml:space="preserve">Review Release and rollback (ai-6/24). Goal: Explain the </w:t>
+      </w:r>
+      <w:r>
+        <w:rPr>
+          <w:b/>
+        </w:rPr>
+        <w:t>mechanism</w:t>
+      </w:r>
+      <w:r>
+        <w:rPr>
+          <w:b w:val="0"/>
+        </w:rPr>
+        <w:t xml:space="preserve"> and terminology of release and rollback. Short practice: Compute A’s and B’s correctness percentages.</w:t>
+      </w:r>
+    </w:p>
+    <w:p>
+      <w:pPr>
+        <w:spacing w:line="336" w:lineRule="auto" w:after="180"/>
+      </w:pPr>
+      <w:r>
+        <w:rPr>
+          <w:b w:val="0"/>
+        </w:rPr>
+        <w:t>Why is B still blocked, and does passing a fresh privacy check automatically satisfy every release gate?. Return to this week and explain what you changed.</w:t>
+      </w:r>
+    </w:p>
+    <w:p>
+      <w:pPr>
+        <w:spacing w:line="336" w:lineRule="auto" w:after="180"/>
+      </w:pPr>
+      <w:r>
+        <w:rPr>
+          <w:b w:val="0"/>
+        </w:rPr>
+        <w:t xml:space="preserve">Review Caching and stale information (ai-6/21). Goal: Explain the </w:t>
+      </w:r>
+      <w:r>
+        <w:rPr>
+          <w:b/>
+        </w:rPr>
+        <w:t>mechanism</w:t>
+      </w:r>
+      <w:r>
+        <w:rPr>
+          <w:b w:val="0"/>
+        </w:rPr>
+        <w:t xml:space="preserve"> and terminology of caching and stale information. Short practice: Identify the version mismatch in the cached 09:00 answer.</w:t>
+      </w:r>
+    </w:p>
+    <w:p>
+      <w:pPr>
+        <w:spacing w:line="336" w:lineRule="auto" w:after="180"/>
+      </w:pPr>
+      <w:r>
+        <w:rPr>
+          <w:b w:val="0"/>
+        </w:rPr>
+        <w:t>What should the first version-5 request return, and what permits a later version-5 cache hit?. Return to this week and explain what you changed.</w:t>
+      </w:r>
+    </w:p>
+    <w:p>
+      <w:pPr>
+        <w:pStyle w:val="Heading3"/>
+      </w:pPr>
+      <w:r>
+        <w:t>Keep your completed work</w:t>
+      </w:r>
+    </w:p>
+    <w:p>
+      <w:pPr>
+        <w:spacing w:line="336" w:lineRule="auto" w:after="180"/>
+      </w:pPr>
+      <w:r>
+        <w:rPr>
+          <w:b w:val="0"/>
+        </w:rPr>
+        <w:t xml:space="preserve">Use Download completed work in the hosted lesson to export your answers, reflections, practice feedback and code-run </w:t>
+      </w:r>
+      <w:r>
+        <w:rPr>
+          <w:b/>
+        </w:rPr>
+        <w:t>evidence</w:t>
+      </w:r>
+      <w:r>
+        <w:rPr>
+          <w:b w:val="0"/>
+        </w:rPr>
+        <w:t>. Open the HTML copy to read or print it.</w:t>
+      </w:r>
+    </w:p>
+    <w:p>
+      <w:pPr>
+        <w:spacing w:line="336" w:lineRule="auto" w:after="180"/>
+      </w:pPr>
+      <w:r>
+        <w:rPr>
+          <w:b w:val="0"/>
+        </w:rPr>
+        <w:t>Drafts stay in this browser when storage is available; clear drafts on a shared device.</w:t>
+      </w:r>
+    </w:p>
+    <w:p>
+      <w:pPr>
+        <w:pStyle w:val="Heading3"/>
+      </w:pPr>
+      <w:r>
+        <w:t>What I repaired, the evidence I kept and the next test</w:t>
+      </w:r>
+    </w:p>
+    <w:p>
       <w:r>
         <w:t>________________________________________________________________</w:t>
+      </w:r>
+    </w:p>
+    <w:p>
+      <w:r>
+        <w:t>________________________________________________________________</w:t>
+      </w:r>
+    </w:p>
+    <w:p>
+      <w:r>
+        <w:t>________________________________________________________________</w:t>
+      </w:r>
+    </w:p>
+    <w:p>
+      <w:r>
+        <w:t>________________________________________________________________</w:t>
+      </w:r>
+    </w:p>
+    <w:p>
+      <w:r>
+        <w:t>________________________________________________________________</w:t>
+      </w:r>
+    </w:p>
+    <w:p>
+      <w:pPr>
+        <w:pStyle w:val="Heading1"/>
+      </w:pPr>
+      <w:r>
+        <w:t>15. Visual concept journey</w:t>
+      </w:r>
+    </w:p>
+    <w:p>
+      <w:r>
+        <w:t>Explain each Human escalation workflows picture from its labels, then record a relevant limit.</w:t>
+      </w:r>
+    </w:p>
+    <w:p>
+      <w:pPr>
+        <w:pStyle w:val="Heading3"/>
+      </w:pPr>
+      <w:r>
+        <w:t>01. Human escalation workflows: the case</w:t>
+      </w:r>
+    </w:p>
+    <w:p>
+      <w:r>
+        <w:drawing>
+          <wp:inline xmlns:a="http://schemas.openxmlformats.org/drawingml/2006/main" xmlns:pic="http://schemas.openxmlformats.org/drawingml/2006/picture">
+            <wp:extent cx="5486400" cy="2834640"/>
+            <wp:docPr id="2" name="Picture 2" descr="A useful human handoff. A learner asks whether a damaged laboratory bottle is safe; the bot handles lesson notes only. Supplied facts: The contract excludes equipment certification. An assigned adult supervisor handles equipment concerns."/>
+            <wp:cNvGraphicFramePr>
+              <a:graphicFrameLocks noChangeAspect="1"/>
+            </wp:cNvGraphicFramePr>
+            <a:graphic>
+              <a:graphicData uri="http://schemas.openxmlformats.org/drawingml/2006/picture">
+                <pic:pic>
+                  <pic:nvPicPr>
+                    <pic:cNvPr id="0" name="academy-story-ai-6-27-01.png"/>
+                    <pic:cNvPicPr/>
+                  </pic:nvPicPr>
+                  <pic:blipFill>
+                    <a:blip r:embed="rId10"/>
+                    <a:stretch>
+                      <a:fillRect/>
+                    </a:stretch>
+                  </pic:blipFill>
+                  <pic:spPr>
+                    <a:xfrm>
+                      <a:off x="0" y="0"/>
+                      <a:ext cx="5486400" cy="2834640"/>
+                    </a:xfrm>
+                    <a:prstGeom prst="rect"/>
+                  </pic:spPr>
+                </pic:pic>
+              </a:graphicData>
+            </a:graphic>
+          </wp:inline>
+        </w:drawing>
+      </w:r>
+    </w:p>
+    <w:p>
+      <w:pPr>
+        <w:spacing w:line="336" w:lineRule="auto" w:after="180"/>
+      </w:pPr>
+      <w:r>
+        <w:rPr>
+          <w:b w:val="0"/>
+        </w:rPr>
+        <w:t>A useful human handoff. A learner asks whether a damaged laboratory bottle is safe; the bot handles lesson notes only. Supplied facts: The contract excludes equipment certification.</w:t>
+      </w:r>
+    </w:p>
+    <w:p>
+      <w:pPr>
+        <w:spacing w:line="336" w:lineRule="auto" w:after="180"/>
+      </w:pPr>
+      <w:r>
+        <w:rPr>
+          <w:b w:val="0"/>
+        </w:rPr>
+        <w:t>An assigned adult supervisor handles equipment concerns.</w:t>
+      </w:r>
+    </w:p>
+    <w:p>
+      <w:pPr>
+        <w:spacing w:line="336" w:lineRule="auto" w:after="180"/>
+        <w:shd w:fill="F5F1FB"/>
+      </w:pPr>
+      <w:r>
+        <w:rPr>
+          <w:b w:val="0"/>
+        </w:rPr>
+        <w:t>Point to the given fact that matters most. Explain why it matters.</w:t>
+      </w:r>
+    </w:p>
+    <w:p>
+      <w:pPr>
+        <w:pStyle w:val="Heading3"/>
+      </w:pPr>
+      <w:r>
+        <w:t>My picture explanation, deciding evidence and one limit</w:t>
+      </w:r>
+    </w:p>
+    <w:p>
+      <w:r>
+        <w:t>________________________________________________________________</w:t>
+      </w:r>
+    </w:p>
+    <w:p>
+      <w:r>
+        <w:t>________________________________________________________________</w:t>
+      </w:r>
+    </w:p>
+    <w:p>
+      <w:r>
+        <w:t>________________________________________________________________</w:t>
+      </w:r>
+    </w:p>
+    <w:p>
+      <w:r>
+        <w:t>________________________________________________________________</w:t>
+      </w:r>
+    </w:p>
+    <w:p>
+      <w:pPr>
+        <w:pStyle w:val="Heading3"/>
+      </w:pPr>
+      <w:r>
+        <w:t>02. Follow the deciding steps</w:t>
+      </w:r>
+    </w:p>
+    <w:p>
+      <w:r>
+        <w:drawing>
+          <wp:inline xmlns:a="http://schemas.openxmlformats.org/drawingml/2006/main" xmlns:pic="http://schemas.openxmlformats.org/drawingml/2006/picture">
+            <wp:extent cx="5486400" cy="3182112"/>
+            <wp:docPr id="3" name="Picture 3" descr="Recognise boundary: The requested judgement is outside this service’s authority. → Route the question: Give the designated supervisor route without inventing a verdict. → Preserve reported facts: Record the concern as reported, not as a confirmed diagnosis."/>
+            <wp:cNvGraphicFramePr>
+              <a:graphicFrameLocks noChangeAspect="1"/>
+            </wp:cNvGraphicFramePr>
+            <a:graphic>
+              <a:graphicData uri="http://schemas.openxmlformats.org/drawingml/2006/picture">
+                <pic:pic>
+                  <pic:nvPicPr>
+                    <pic:cNvPr id="0" name="academy-story-ai-6-27-02.png"/>
+                    <pic:cNvPicPr/>
+                  </pic:nvPicPr>
+                  <pic:blipFill>
+                    <a:blip r:embed="rId11"/>
+                    <a:stretch>
+                      <a:fillRect/>
+                    </a:stretch>
+                  </pic:blipFill>
+                  <pic:spPr>
+                    <a:xfrm>
+                      <a:off x="0" y="0"/>
+                      <a:ext cx="5486400" cy="3182112"/>
+                    </a:xfrm>
+                    <a:prstGeom prst="rect"/>
+                  </pic:spPr>
+                </pic:pic>
+              </a:graphicData>
+            </a:graphic>
+          </wp:inline>
+        </w:drawing>
+      </w:r>
+    </w:p>
+    <w:p>
+      <w:pPr>
+        <w:spacing w:line="336" w:lineRule="auto" w:after="180"/>
+      </w:pPr>
+      <w:r>
+        <w:rPr>
+          <w:b w:val="0"/>
+        </w:rPr>
+        <w:t>Recognise boundary: The requested judgement is outside this service’s authority. → Route the question: Give the designated supervisor route without inventing a verdict. → Preserve reported facts: Record the concern as reported, not as a confirmed diagnosis.</w:t>
+      </w:r>
+    </w:p>
+    <w:p>
+      <w:pPr>
+        <w:spacing w:line="336" w:lineRule="auto" w:after="180"/>
+        <w:shd w:fill="F5F1FB"/>
+      </w:pPr>
+      <w:r>
+        <w:rPr>
+          <w:b w:val="0"/>
+        </w:rPr>
+        <w:t xml:space="preserve">Point to each numbered stage and explain which recorded </w:t>
+      </w:r>
+      <w:r>
+        <w:rPr>
+          <w:b/>
+        </w:rPr>
+        <w:t>input</w:t>
+      </w:r>
+      <w:r>
+        <w:rPr>
+          <w:b w:val="0"/>
+        </w:rPr>
+        <w:t xml:space="preserve"> it uses.</w:t>
+      </w:r>
+    </w:p>
+    <w:p>
+      <w:pPr>
+        <w:pStyle w:val="Heading3"/>
+      </w:pPr>
+      <w:r>
+        <w:t>My picture explanation, deciding evidence and one limit</w:t>
+      </w:r>
+    </w:p>
+    <w:p>
+      <w:r>
+        <w:t>________________________________________________________________</w:t>
+      </w:r>
+    </w:p>
+    <w:p>
+      <w:r>
+        <w:t>________________________________________________________________</w:t>
+      </w:r>
+    </w:p>
+    <w:p>
+      <w:r>
+        <w:t>________________________________________________________________</w:t>
+      </w:r>
+    </w:p>
+    <w:p>
+      <w:r>
+        <w:t>________________________________________________________________</w:t>
+      </w:r>
+    </w:p>
+    <w:p>
+      <w:pPr>
+        <w:pStyle w:val="Heading3"/>
+      </w:pPr>
+      <w:r>
+        <w:t>03. Human escalation workflows — evidence trace</w:t>
+      </w:r>
+    </w:p>
+    <w:p>
+      <w:r>
+        <w:drawing>
+          <wp:inline xmlns:a="http://schemas.openxmlformats.org/drawingml/2006/main" xmlns:pic="http://schemas.openxmlformats.org/drawingml/2006/picture">
+            <wp:extent cx="5486400" cy="2996184"/>
+            <wp:docPr id="4" name="Picture 4" descr="Human escalation workflows — evidence trace. Conflict is detected, but no reviewer is assigned and the system silently books the first room. | Toy workflow routes conflicting room approval to coordinator with source IDs and requested decision. While awaiting review the assistant returns needs_review and performs no booking. | Escalation is incomplete and booking unauthorised. Assign responsible coordinator, provide conflict packet and preserve review status."/>
+            <wp:cNvGraphicFramePr>
+              <a:graphicFrameLocks noChangeAspect="1"/>
+            </wp:cNvGraphicFramePr>
+            <a:graphic>
+              <a:graphicData uri="http://schemas.openxmlformats.org/drawingml/2006/picture">
+                <pic:pic>
+                  <pic:nvPicPr>
+                    <pic:cNvPr id="0" name="academy-story-ai-6-27-03.png"/>
+                    <pic:cNvPicPr/>
+                  </pic:nvPicPr>
+                  <pic:blipFill>
+                    <a:blip r:embed="rId12"/>
+                    <a:stretch>
+                      <a:fillRect/>
+                    </a:stretch>
+                  </pic:blipFill>
+                  <pic:spPr>
+                    <a:xfrm>
+                      <a:off x="0" y="0"/>
+                      <a:ext cx="5486400" cy="2996184"/>
+                    </a:xfrm>
+                    <a:prstGeom prst="rect"/>
+                  </pic:spPr>
+                </pic:pic>
+              </a:graphicData>
+            </a:graphic>
+          </wp:inline>
+        </w:drawing>
+      </w:r>
+    </w:p>
+    <w:p>
+      <w:pPr>
+        <w:spacing w:line="336" w:lineRule="auto" w:after="180"/>
+      </w:pPr>
+      <w:r>
+        <w:rPr>
+          <w:b w:val="0"/>
+        </w:rPr>
+        <w:t xml:space="preserve">Human escalation workflows — </w:t>
+      </w:r>
+      <w:r>
+        <w:rPr>
+          <w:b/>
+        </w:rPr>
+        <w:t>evidence</w:t>
+      </w:r>
+      <w:r>
+        <w:rPr>
+          <w:b w:val="0"/>
+        </w:rPr>
+        <w:t xml:space="preserve"> trace.</w:t>
+      </w:r>
+    </w:p>
+    <w:p>
+      <w:pPr>
+        <w:spacing w:line="336" w:lineRule="auto" w:after="180"/>
+      </w:pPr>
+      <w:r>
+        <w:rPr>
+          <w:b w:val="0"/>
+        </w:rPr>
+        <w:t>Conflict is detected, but no reviewer is assigned and the system silently books the first room. | Toy workflow routes conflicting room approval to coordinator with source IDs and requested decision.</w:t>
+      </w:r>
+    </w:p>
+    <w:p>
+      <w:pPr>
+        <w:spacing w:line="336" w:lineRule="auto" w:after="180"/>
+      </w:pPr>
+      <w:r>
+        <w:rPr>
+          <w:b w:val="0"/>
+        </w:rPr>
+        <w:t>While awaiting review the assistant returns needs_review and performs no booking. | Escalation is incomplete and booking unauthorised. Assign responsible coordinator, provide conflict packet and preserve review status.</w:t>
+      </w:r>
+    </w:p>
+    <w:p>
+      <w:pPr>
+        <w:spacing w:line="336" w:lineRule="auto" w:after="180"/>
+        <w:shd w:fill="F5F1FB"/>
+      </w:pPr>
+      <w:r>
+        <w:rPr>
+          <w:b w:val="0"/>
+        </w:rPr>
+        <w:t>Read the labels and values. Explain the relationship the model shows.</w:t>
+      </w:r>
+    </w:p>
+    <w:p>
+      <w:pPr>
+        <w:pStyle w:val="Heading3"/>
+      </w:pPr>
+      <w:r>
+        <w:t>My picture explanation, deciding evidence and one limit</w:t>
+      </w:r>
+    </w:p>
+    <w:p>
+      <w:r>
+        <w:t>________________________________________________________________</w:t>
+      </w:r>
+    </w:p>
+    <w:p>
+      <w:r>
+        <w:t>________________________________________________________________</w:t>
+      </w:r>
+    </w:p>
+    <w:p>
+      <w:r>
+        <w:t>________________________________________________________________</w:t>
+      </w:r>
+    </w:p>
+    <w:p>
+      <w:r>
+        <w:t>________________________________________________________________</w:t>
+      </w:r>
+    </w:p>
+    <w:p>
+      <w:pPr>
+        <w:pStyle w:val="Heading3"/>
+      </w:pPr>
+      <w:r>
+        <w:t>04. Change one thing. Trace what follows.</w:t>
+      </w:r>
+    </w:p>
+    <w:p>
+      <w:r>
+        <w:drawing>
+          <wp:inline xmlns:a="http://schemas.openxmlformats.org/drawingml/2006/main" xmlns:pic="http://schemas.openxmlformats.org/drawingml/2006/picture">
+            <wp:extent cx="5486400" cy="3026664"/>
+            <wp:docPr id="5" name="Picture 5" descr="Original case: Record the concern as reported, not as a confirmed diagnosis. Changed condition: No supervisor is currently reachable. Expected result: State unresolved status and use the institution’s approved waiting procedure. Reason: Lack of a human reply does not expand the bot’s authority."/>
+            <wp:cNvGraphicFramePr>
+              <a:graphicFrameLocks noChangeAspect="1"/>
+            </wp:cNvGraphicFramePr>
+            <a:graphic>
+              <a:graphicData uri="http://schemas.openxmlformats.org/drawingml/2006/picture">
+                <pic:pic>
+                  <pic:nvPicPr>
+                    <pic:cNvPr id="0" name="academy-story-ai-6-27-04.png"/>
+                    <pic:cNvPicPr/>
+                  </pic:nvPicPr>
+                  <pic:blipFill>
+                    <a:blip r:embed="rId13"/>
+                    <a:stretch>
+                      <a:fillRect/>
+                    </a:stretch>
+                  </pic:blipFill>
+                  <pic:spPr>
+                    <a:xfrm>
+                      <a:off x="0" y="0"/>
+                      <a:ext cx="5486400" cy="3026664"/>
+                    </a:xfrm>
+                    <a:prstGeom prst="rect"/>
+                  </pic:spPr>
+                </pic:pic>
+              </a:graphicData>
+            </a:graphic>
+          </wp:inline>
+        </w:drawing>
+      </w:r>
+    </w:p>
+    <w:p>
+      <w:pPr>
+        <w:spacing w:line="336" w:lineRule="auto" w:after="180"/>
+      </w:pPr>
+      <w:r>
+        <w:rPr>
+          <w:b w:val="0"/>
+        </w:rPr>
+        <w:t>Original case: Record the concern as reported, not as a confirmed diagnosis. Changed condition: No supervisor is currently reachable.</w:t>
+      </w:r>
+    </w:p>
+    <w:p>
+      <w:pPr>
+        <w:spacing w:line="336" w:lineRule="auto" w:after="180"/>
+      </w:pPr>
+      <w:r>
+        <w:rPr>
+          <w:b w:val="0"/>
+        </w:rPr>
+        <w:t>Expected result: State unresolved status and use the institution’s approved waiting procedure. Reason: Lack of a human reply does not expand the bot’s authority.</w:t>
+      </w:r>
+    </w:p>
+    <w:p>
+      <w:pPr>
+        <w:spacing w:line="336" w:lineRule="auto" w:after="180"/>
+        <w:shd w:fill="F5F1FB"/>
+      </w:pPr>
+      <w:r>
+        <w:rPr>
+          <w:b w:val="0"/>
+        </w:rPr>
+        <w:t>Predict before checking the worked changed-case result. Name what changed and what the supplied facts allow you to conclude.</w:t>
+      </w:r>
+    </w:p>
+    <w:p>
+      <w:pPr>
+        <w:pStyle w:val="Heading3"/>
+      </w:pPr>
+      <w:r>
+        <w:t>My picture explanation, deciding evidence and one limit</w:t>
+      </w:r>
+    </w:p>
+    <w:p>
+      <w:r>
+        <w:t>________________________________________________________________</w:t>
+      </w:r>
+    </w:p>
+    <w:p>
+      <w:r>
+        <w:t>________________________________________________________________</w:t>
+      </w:r>
+    </w:p>
+    <w:p>
+      <w:r>
+        <w:t>________________________________________________________________</w:t>
+      </w:r>
+    </w:p>
+    <w:p>
+      <w:r>
+        <w:t>________________________________________________________________</w:t>
+      </w:r>
+    </w:p>
+    <w:p>
+      <w:pPr>
+        <w:pStyle w:val="Heading3"/>
+      </w:pPr>
+      <w:r>
+        <w:t>05. Connect the explanation to its limit</w:t>
+      </w:r>
+    </w:p>
+    <w:p>
+      <w:r>
+        <w:drawing>
+          <wp:inline xmlns:a="http://schemas.openxmlformats.org/drawingml/2006/main" xmlns:pic="http://schemas.openxmlformats.org/drawingml/2006/picture">
+            <wp:extent cx="5486400" cy="2834640"/>
+            <wp:docPr id="6" name="Picture 6" descr="Escalation needs an appropriate person and accurate context. Model confidence cannot replace required authority or physical inspection. Limit: This is a fictional workflow, not a real laboratory safety procedure; institutions define authorised responses."/>
+            <wp:cNvGraphicFramePr>
+              <a:graphicFrameLocks noChangeAspect="1"/>
+            </wp:cNvGraphicFramePr>
+            <a:graphic>
+              <a:graphicData uri="http://schemas.openxmlformats.org/drawingml/2006/picture">
+                <pic:pic>
+                  <pic:nvPicPr>
+                    <pic:cNvPr id="0" name="academy-story-ai-6-27-05.png"/>
+                    <pic:cNvPicPr/>
+                  </pic:nvPicPr>
+                  <pic:blipFill>
+                    <a:blip r:embed="rId14"/>
+                    <a:stretch>
+                      <a:fillRect/>
+                    </a:stretch>
+                  </pic:blipFill>
+                  <pic:spPr>
+                    <a:xfrm>
+                      <a:off x="0" y="0"/>
+                      <a:ext cx="5486400" cy="2834640"/>
+                    </a:xfrm>
+                    <a:prstGeom prst="rect"/>
+                  </pic:spPr>
+                </pic:pic>
+              </a:graphicData>
+            </a:graphic>
+          </wp:inline>
+        </w:drawing>
+      </w:r>
+    </w:p>
+    <w:p>
+      <w:pPr>
+        <w:spacing w:line="336" w:lineRule="auto" w:after="180"/>
+      </w:pPr>
+      <w:r>
+        <w:rPr>
+          <w:b w:val="0"/>
+        </w:rPr>
+        <w:t>Escalation needs an appropriate person and accurate context. Model confidence cannot replace required authority or physical inspection.</w:t>
+      </w:r>
+    </w:p>
+    <w:p>
+      <w:pPr>
+        <w:spacing w:line="336" w:lineRule="auto" w:after="180"/>
+      </w:pPr>
+      <w:r>
+        <w:rPr>
+          <w:b w:val="0"/>
+        </w:rPr>
+        <w:t>Limit: This is a fictional workflow, not a real laboratory safety procedure; institutions define authorised responses.</w:t>
+      </w:r>
+    </w:p>
+    <w:p>
+      <w:pPr>
+        <w:spacing w:line="336" w:lineRule="auto" w:after="180"/>
+        <w:shd w:fill="F5F1FB"/>
+      </w:pPr>
+      <w:r>
+        <w:rPr>
+          <w:b w:val="0"/>
+        </w:rPr>
+        <w:t>Explain the case, then point to a limit on the claim.</w:t>
+      </w:r>
+    </w:p>
+    <w:p>
+      <w:pPr>
+        <w:pStyle w:val="Heading3"/>
+      </w:pPr>
+      <w:r>
+        <w:t>My picture explanation, deciding evidence and one limit</w:t>
+      </w:r>
+    </w:p>
+    <w:p>
+      <w:r>
+        <w:t>________________________________________________________________</w:t>
+      </w:r>
+    </w:p>
+    <w:p>
+      <w:r>
+        <w:t>________________________________________________________________</w:t>
+      </w:r>
+    </w:p>
+    <w:p>
+      <w:r>
+        <w:t>________________________________________________________________</w:t>
+      </w:r>
+    </w:p>
+    <w:p>
+      <w:r>
+        <w:t>________________________________________________________________</w:t>
+      </w:r>
+    </w:p>
+    <w:p>
+      <w:pPr>
+        <w:pStyle w:val="Heading3"/>
+      </w:pPr>
+      <w:r>
+        <w:t>06. Make the idea visible in your project</w:t>
+      </w:r>
+    </w:p>
+    <w:p>
+      <w:r>
+        <w:drawing>
+          <wp:inline xmlns:a="http://schemas.openxmlformats.org/drawingml/2006/main" xmlns:pic="http://schemas.openxmlformats.org/drawingml/2006/picture">
+            <wp:extent cx="5486400" cy="3529584"/>
+            <wp:docPr id="7" name="Picture 7" descr="For the Grounded Learning Service, retain an annotated trace and the changed-case result. Name the contract or evidence that makes the deciding step valid, so another team can review it. Draw your input, deciding step, result and limit. Supported question: Identify the exact service boundary in the bottle question. What accurate information belongs in the supervisor handoff, and what remains unresolved if nobody is reachable?"/>
+            <wp:cNvGraphicFramePr>
+              <a:graphicFrameLocks noChangeAspect="1"/>
+            </wp:cNvGraphicFramePr>
+            <a:graphic>
+              <a:graphicData uri="http://schemas.openxmlformats.org/drawingml/2006/picture">
+                <pic:pic>
+                  <pic:nvPicPr>
+                    <pic:cNvPr id="0" name="academy-story-ai-6-27-06.png"/>
+                    <pic:cNvPicPr/>
+                  </pic:nvPicPr>
+                  <pic:blipFill>
+                    <a:blip r:embed="rId15"/>
+                    <a:stretch>
+                      <a:fillRect/>
+                    </a:stretch>
+                  </pic:blipFill>
+                  <pic:spPr>
+                    <a:xfrm>
+                      <a:off x="0" y="0"/>
+                      <a:ext cx="5486400" cy="3529584"/>
+                    </a:xfrm>
+                    <a:prstGeom prst="rect"/>
+                  </pic:spPr>
+                </pic:pic>
+              </a:graphicData>
+            </a:graphic>
+          </wp:inline>
+        </w:drawing>
+      </w:r>
+    </w:p>
+    <w:p>
+      <w:pPr>
+        <w:spacing w:line="336" w:lineRule="auto" w:after="180"/>
+      </w:pPr>
+      <w:r>
+        <w:rPr>
+          <w:b w:val="0"/>
+        </w:rPr>
+        <w:t xml:space="preserve">For the Grounded Learning Service, retain an annotated trace and the changed-case result. Name the contract or </w:t>
+      </w:r>
+      <w:r>
+        <w:rPr>
+          <w:b/>
+        </w:rPr>
+        <w:t>evidence</w:t>
+      </w:r>
+      <w:r>
+        <w:rPr>
+          <w:b w:val="0"/>
+        </w:rPr>
+        <w:t xml:space="preserve"> that makes the deciding step valid, so another team can review it.</w:t>
+      </w:r>
+    </w:p>
+    <w:p>
+      <w:pPr>
+        <w:spacing w:line="336" w:lineRule="auto" w:after="180"/>
+      </w:pPr>
+      <w:r>
+        <w:rPr>
+          <w:b w:val="0"/>
+        </w:rPr>
+        <w:t xml:space="preserve">Draw your </w:t>
+      </w:r>
+      <w:r>
+        <w:rPr>
+          <w:b/>
+        </w:rPr>
+        <w:t>input</w:t>
+      </w:r>
+      <w:r>
+        <w:rPr>
+          <w:b w:val="0"/>
+        </w:rPr>
+        <w:t>, deciding step, result and limit. Supported question: Identify the exact service boundary in the bottle question.</w:t>
+      </w:r>
+    </w:p>
+    <w:p>
+      <w:pPr>
+        <w:spacing w:line="336" w:lineRule="auto" w:after="180"/>
+      </w:pPr>
+      <w:r>
+        <w:rPr>
+          <w:b w:val="0"/>
+        </w:rPr>
+        <w:t>What accurate information belongs in the supervisor handoff, and what remains unresolved if nobody is reachable?</w:t>
+      </w:r>
+    </w:p>
+    <w:p>
+      <w:pPr>
+        <w:spacing w:line="336" w:lineRule="auto" w:after="180"/>
+        <w:shd w:fill="F5F1FB"/>
+      </w:pPr>
+      <w:r>
+        <w:rPr>
+          <w:b w:val="0"/>
+        </w:rPr>
+        <w:t xml:space="preserve">Draw your project trace and justify the deciding step using </w:t>
+      </w:r>
+      <w:r>
+        <w:rPr>
+          <w:b/>
+        </w:rPr>
+        <w:t>evidence</w:t>
+      </w:r>
+      <w:r>
+        <w:rPr>
+          <w:b w:val="0"/>
+        </w:rPr>
+        <w:t>.</w:t>
+      </w:r>
+    </w:p>
+    <w:p>
+      <w:pPr>
+        <w:pStyle w:val="Heading3"/>
+      </w:pPr>
+      <w:r>
+        <w:t>My picture explanation, deciding evidence and one limit</w:t>
       </w:r>
     </w:p>
     <w:p>

--- a/downloads/workbook/ai-6-week-27.docx
+++ b/downloads/workbook/ai-6-week-27.docx
@@ -168,6 +168,48 @@
     <w:p>
       <w:r>
         <w:t>________________________________________________________________</w:t>
+      </w:r>
+    </w:p>
+    <w:p>
+      <w:pPr>
+        <w:pStyle w:val="Heading3"/>
+      </w:pPr>
+      <w:r>
+        <w:t>Lesson reference for workbook practice</w:t>
+      </w:r>
+    </w:p>
+    <w:p>
+      <w:pPr>
+        <w:spacing w:line="336" w:lineRule="auto" w:after="180"/>
+        <w:shd w:fill="F1F6F8"/>
+      </w:pPr>
+      <w:r>
+        <w:rPr>
+          <w:b w:val="0"/>
+        </w:rPr>
+        <w:t>Use this reference for the original W1–W3 and W5 exercises. The separately named independent case supplies its own changed facts; use those facts for that attempt before feedback.</w:t>
+      </w:r>
+    </w:p>
+    <w:p>
+      <w:pPr>
+        <w:spacing w:line="336" w:lineRule="auto" w:after="180"/>
+      </w:pPr>
+      <w:r>
+        <w:rPr>
+          <w:b w:val="0"/>
+        </w:rPr>
+        <w:t>Escalation routes unresolved decisions to an authorised person with sufficient context. It must define owner, deadline and fallback.</w:t>
+      </w:r>
+    </w:p>
+    <w:p>
+      <w:pPr>
+        <w:spacing w:line="336" w:lineRule="auto" w:after="180"/>
+      </w:pPr>
+      <w:r>
+        <w:rPr>
+          <w:b w:val="0"/>
+        </w:rPr>
+        <w:t>Toy workflow routes conflicting room approval to coordinator with source IDs and requested decision. While awaiting review the assistant returns needs_review and performs no booking.</w:t>
       </w:r>
     </w:p>
     <w:p>
@@ -1966,7 +2008,7 @@
         <w:rPr>
           <w:b w:val="0"/>
         </w:rPr>
-        <w:t>What should the first version-5 request return, and what permits a later version-5 cache hit?. Return to this week and explain what you changed.</w:t>
+        <w:t>What should the first version -5 request return, and what permits a later version -5 cache hit?. Return to this week and explain what you changed.</w:t>
       </w:r>
     </w:p>
     <w:p>

--- a/downloads/workbook/ai-6-week-27.docx
+++ b/downloads/workbook/ai-6-week-27.docx
@@ -25,22 +25,45 @@
         <w:pStyle w:val="Heading1"/>
       </w:pPr>
       <w:r>
-        <w:t>01. Recall and choose your starting point</w:t>
-      </w:r>
-    </w:p>
-    <w:p>
-      <w:r>
-        <w:t>Record your starting explanation for Human escalation workflows before opening notes. Show any later correction separately.</w:t>
-      </w:r>
-    </w:p>
-    <w:p>
-      <w:pPr>
-        <w:spacing w:line="336" w:lineRule="auto" w:after="180"/>
-      </w:pPr>
-      <w:r>
-        <w:rPr>
-          <w:b w:val="0"/>
-        </w:rPr>
+        <w:t>One complete reviewer handoff and pending-state record.</w:t>
+      </w:r>
+    </w:p>
+    <w:p>
+      <w:r>
+        <w:t>Keep case, reported facts, source IDs, requested decision, owner, deadline, fallback and actual communication evidence together.</w:t>
+      </w:r>
+    </w:p>
+    <w:p>
+      <w:r>
+        <w:t>Recall → W1–W3/W5 → independent deadline case → handoff project → delayed return.</w:t>
+      </w:r>
+    </w:p>
+    <w:p>
+      <w:pPr>
+        <w:pStyle w:val="Heading1"/>
+      </w:pPr>
+      <w:r>
+        <w:t>01. Recall · Retrieve before notes</w:t>
+      </w:r>
+    </w:p>
+    <w:p>
+      <w:r>
+        <w:t>Keep this task’s inputs,rule and response together.</w:t>
+      </w:r>
+    </w:p>
+    <w:p>
+      <w:pPr>
+        <w:pStyle w:val="Heading2"/>
+      </w:pPr>
+      <w:r>
+        <w:t>Complete task and evidence</w:t>
+      </w:r>
+    </w:p>
+    <w:p>
+      <w:pPr>
+        <w:pStyle w:val="ListBullet"/>
+      </w:pPr>
+      <w:r>
         <w:t>Try the recall before opening notes. Then use a different colour or a labelled second line to correct your explanation.</w:t>
       </w:r>
     </w:p>
@@ -54,12 +77,9 @@
     </w:p>
     <w:p>
       <w:pPr>
-        <w:spacing w:line="336" w:lineRule="auto" w:after="180"/>
-      </w:pPr>
-      <w:r>
-        <w:rPr>
-          <w:b w:val="0"/>
-        </w:rPr>
+        <w:pStyle w:val="ListBullet"/>
+      </w:pPr>
+      <w:r>
         <w:t>Without opening the old lesson, explain one key idea from Incident investigation. Give an example and a mistake that the idea helps you avoid.</w:t>
       </w:r>
     </w:p>
@@ -96,12 +116,9 @@
     </w:p>
     <w:p>
       <w:pPr>
-        <w:spacing w:line="336" w:lineRule="auto" w:after="180"/>
-      </w:pPr>
-      <w:r>
-        <w:rPr>
-          <w:b w:val="0"/>
-        </w:rPr>
+        <w:pStyle w:val="ListBullet"/>
+      </w:pPr>
+      <w:r>
         <w:t>Without opening the old lesson, explain one key idea from Release and rollback. Give an example and a mistake that the idea helps you avoid.</w:t>
       </w:r>
     </w:p>
@@ -138,12 +155,9 @@
     </w:p>
     <w:p>
       <w:pPr>
-        <w:spacing w:line="336" w:lineRule="auto" w:after="180"/>
-      </w:pPr>
-      <w:r>
-        <w:rPr>
-          <w:b w:val="0"/>
-        </w:rPr>
+        <w:pStyle w:val="ListBullet"/>
+      </w:pPr>
+      <w:r>
         <w:t>Without opening the old lesson, explain one key idea from Caching and stale information. Give an example and a mistake that the idea helps you avoid.</w:t>
       </w:r>
     </w:p>
@@ -180,35 +194,25 @@
     </w:p>
     <w:p>
       <w:pPr>
-        <w:spacing w:line="336" w:lineRule="auto" w:after="180"/>
-        <w:shd w:fill="F1F6F8"/>
-      </w:pPr>
-      <w:r>
-        <w:rPr>
-          <w:b w:val="0"/>
-        </w:rPr>
+        <w:pStyle w:val="ListBullet"/>
+      </w:pPr>
+      <w:r>
         <w:t>Use this reference for the original W1–W3 and W5 exercises. The separately named independent case supplies its own changed facts; use those facts for that attempt before feedback.</w:t>
       </w:r>
     </w:p>
     <w:p>
       <w:pPr>
-        <w:spacing w:line="336" w:lineRule="auto" w:after="180"/>
-      </w:pPr>
-      <w:r>
-        <w:rPr>
-          <w:b w:val="0"/>
-        </w:rPr>
+        <w:pStyle w:val="ListBullet"/>
+      </w:pPr>
+      <w:r>
         <w:t>Escalation routes unresolved decisions to an authorised person with sufficient context. It must define owner, deadline and fallback.</w:t>
       </w:r>
     </w:p>
     <w:p>
       <w:pPr>
-        <w:spacing w:line="336" w:lineRule="auto" w:after="180"/>
-      </w:pPr>
-      <w:r>
-        <w:rPr>
-          <w:b w:val="0"/>
-        </w:rPr>
+        <w:pStyle w:val="ListBullet"/>
+      </w:pPr>
+      <w:r>
         <w:t>Toy workflow routes conflicting room approval to coordinator with source IDs and requested decision. While awaiting review the assistant returns needs_review and performs no booking.</w:t>
       </w:r>
     </w:p>
@@ -217,123 +221,44 @@
         <w:pStyle w:val="Heading1"/>
       </w:pPr>
       <w:r>
-        <w:t>02. Practise with fading help</w:t>
-      </w:r>
-    </w:p>
-    <w:p>
-      <w:r>
-        <w:t>Complete the supported Human escalation workflows trace and record the first step you can explain without help.</w:t>
-      </w:r>
-    </w:p>
-    <w:p>
-      <w:pPr>
-        <w:spacing w:line="336" w:lineRule="auto" w:after="180"/>
-      </w:pPr>
-      <w:r>
-        <w:rPr>
-          <w:b w:val="0"/>
-        </w:rPr>
-        <w:t>Use W2: Trace the worked case for Human escalation workflows. Record the answer once; the lesson and workbook refer to the same attempt.</w:t>
-      </w:r>
-    </w:p>
-    <w:tbl>
-      <w:tblPr>
-        <w:tblStyle w:val="LightShading-Accent1"/>
-        <w:tblW w:type="auto" w:w="0"/>
-        <w:tblLook w:firstColumn="1" w:firstRow="1" w:lastColumn="0" w:lastRow="0" w:noHBand="0" w:noVBand="1" w:val="04A0"/>
-      </w:tblPr>
-      <w:tblGrid>
-        <w:gridCol w:w="2556"/>
-        <w:gridCol w:w="2556"/>
-        <w:gridCol w:w="2556"/>
-        <w:gridCol w:w="2556"/>
-      </w:tblGrid>
-      <w:tr>
-        <w:trPr>
-          <w:tblHeader/>
-        </w:trPr>
-        <w:tc>
-          <w:tcPr>
-            <w:tcW w:type="dxa" w:w="2556"/>
-          </w:tcPr>
-          <w:p>
-            <w:r>
-              <w:t>Given inputs</w:t>
-            </w:r>
-          </w:p>
-        </w:tc>
-        <w:tc>
-          <w:tcPr>
-            <w:tcW w:type="dxa" w:w="2556"/>
-          </w:tcPr>
-          <w:p>
-            <w:r>
-              <w:t>Procedure I chose</w:t>
-            </w:r>
-          </w:p>
-        </w:tc>
-        <w:tc>
-          <w:tcPr>
-            <w:tcW w:type="dxa" w:w="2556"/>
-          </w:tcPr>
-          <w:p>
-            <w:r>
-              <w:t>Middle steps</w:t>
-            </w:r>
-          </w:p>
-        </w:tc>
-        <w:tc>
-          <w:tcPr>
-            <w:tcW w:type="dxa" w:w="2556"/>
-          </w:tcPr>
-          <w:p>
-            <w:r>
-              <w:t>Result and check</w:t>
-            </w:r>
-          </w:p>
-        </w:tc>
-      </w:tr>
-      <w:tr>
-        <w:tc>
-          <w:tcPr>
-            <w:tcW w:type="dxa" w:w="2556"/>
-          </w:tcPr>
-          <w:p>
-            <w:r/>
-          </w:p>
-        </w:tc>
-        <w:tc>
-          <w:tcPr>
-            <w:tcW w:type="dxa" w:w="2556"/>
-          </w:tcPr>
-          <w:p>
-            <w:r/>
-          </w:p>
-        </w:tc>
-        <w:tc>
-          <w:tcPr>
-            <w:tcW w:type="dxa" w:w="2556"/>
-          </w:tcPr>
-          <w:p>
-            <w:r/>
-          </w:p>
-        </w:tc>
-        <w:tc>
-          <w:tcPr>
-            <w:tcW w:type="dxa" w:w="2556"/>
-          </w:tcPr>
-          <w:p>
-            <w:r/>
-          </w:p>
-        </w:tc>
-      </w:tr>
-    </w:tbl>
+        <w:t>05. W1 · Explain the current example</w:t>
+      </w:r>
+    </w:p>
+    <w:p>
+      <w:r>
+        <w:t>Keep this task’s inputs,rule and response together.</w:t>
+      </w:r>
+    </w:p>
+    <w:p>
+      <w:pPr>
+        <w:pStyle w:val="Heading2"/>
+      </w:pPr>
+      <w:r>
+        <w:t>Complete task and evidence</w:t>
+      </w:r>
+    </w:p>
+    <w:p>
+      <w:pPr>
+        <w:pStyle w:val="ListBullet"/>
+      </w:pPr>
+      <w:r>
+        <w:t>Escalation routes unresolved decisions to an authorized person with sufficient minimized context, an owner, deadline and fallback. Main fictional room conflict: source S1 says B12, S2 says D4. With no reviewer, silently booking the first room is unauthorized. Assign the trusted coordinator, include case/source IDs and requested approval decision, and keep needs_review with no booking while awaiting a permitted decision. Added local deadline is virtual minute 30: equality is overdue but never approval. Wrong-role or unreachable owner leaves unresolved status. A handoff-ready packet is not evidence of sending, receipt, review or approval. Separate picture lesson-notes bot cannot certify a reported damaged bottle; preserve “learner reports damage, physical condition not verified” and use the designated supervisor route. If unreachable, the bot gains no authority; real institutions define actual responses. Only a separately authorized configured notification channel may be used. Code makes local fictional packets and decisions with empty effect/notification traces; it sends no messages, books nothing and provides no equipment verdict.</w:t>
+      </w:r>
+    </w:p>
+    <w:p>
+      <w:pPr>
+        <w:pStyle w:val="ListBullet"/>
+      </w:pPr>
+      <w:r>
+        <w:t>Explain the weekly mechanism in your own words. Use the worked scenario to name its input, decision rule and output.</w:t>
+      </w:r>
+    </w:p>
     <w:p>
       <w:pPr>
         <w:pStyle w:val="Heading3"/>
       </w:pPr>
       <w:r>
-        <w:t>The step I completed without help, and the hint I needed</w:t>
+        <w:t>My reasoning and evidence</w:t>
       </w:r>
     </w:p>
     <w:p>
@@ -352,38 +277,55 @@
       </w:r>
     </w:p>
     <w:p>
+      <w:r>
+        <w:t>________________________________________________________________</w:t>
+      </w:r>
+    </w:p>
+    <w:p>
+      <w:r>
+        <w:t>________________________________________________________________</w:t>
+      </w:r>
+    </w:p>
+    <w:p>
+      <w:r>
+        <w:t>________________________________________________________________</w:t>
+      </w:r>
+    </w:p>
+    <w:p>
       <w:pPr>
         <w:pStyle w:val="Heading1"/>
       </w:pPr>
       <w:r>
-        <w:t>03. Individual reasoning check</w:t>
-      </w:r>
-    </w:p>
-    <w:p>
-      <w:r>
-        <w:t>Check the proposed Human escalation workflows explanation against the supplied facts before discussing it.</w:t>
-      </w:r>
-    </w:p>
-    <w:p>
-      <w:pPr>
-        <w:spacing w:line="336" w:lineRule="auto" w:after="180"/>
-      </w:pPr>
-      <w:r>
-        <w:rPr>
-          <w:b w:val="0"/>
-        </w:rPr>
-        <w:t>Use the worked case for Human escalation workflows. Proposed explanation: “The worked result establishes every future case”. Decide whether this explanation is supported.</w:t>
-      </w:r>
-    </w:p>
-    <w:p>
-      <w:pPr>
-        <w:spacing w:line="336" w:lineRule="auto" w:after="180"/>
-      </w:pPr>
-      <w:r>
-        <w:rPr>
-          <w:b w:val="0"/>
-        </w:rPr>
-        <w:t>Point to the step or supplied fact that decides; explain your repair if needed.</w:t>
+        <w:t>06. W2 · Trace the calculation</w:t>
+      </w:r>
+    </w:p>
+    <w:p>
+      <w:r>
+        <w:t>Keep this task’s inputs,rule and response together.</w:t>
+      </w:r>
+    </w:p>
+    <w:p>
+      <w:pPr>
+        <w:pStyle w:val="Heading2"/>
+      </w:pPr>
+      <w:r>
+        <w:t>Complete task and evidence</w:t>
+      </w:r>
+    </w:p>
+    <w:p>
+      <w:pPr>
+        <w:pStyle w:val="ListBullet"/>
+      </w:pPr>
+      <w:r>
+        <w:t>Escalation routes unresolved decisions to an authorized person with sufficient minimized context, an owner, deadline and fallback. Main fictional room conflict: source S1 says B12, S2 says D4. With no reviewer, silently booking the first room is unauthorized. Assign the trusted coordinator, include case/source IDs and requested approval decision, and keep needs_review with no booking while awaiting a permitted decision. Added local deadline is virtual minute 30: equality is overdue but never approval. Wrong-role or unreachable owner leaves unresolved status. A handoff-ready packet is not evidence of sending, receipt, review or approval. Separate picture lesson-notes bot cannot certify a reported damaged bottle; preserve “learner reports damage, physical condition not verified” and use the designated supervisor route. If unreachable, the bot gains no authority; real institutions define actual responses. Only a separately authorized configured notification channel may be used. Code makes local fictional packets and decisions with empty effect/notification traces; it sends no messages, books nothing and provides no equipment verdict.</w:t>
+      </w:r>
+    </w:p>
+    <w:p>
+      <w:pPr>
+        <w:pStyle w:val="ListBullet"/>
+      </w:pPr>
+      <w:r>
+        <w:t>Conflict is detected, but no reviewer is assigned and the system silently books the first room. Show the intermediate steps and give the conclusion with its scope.</w:t>
       </w:r>
     </w:p>
     <w:p>
@@ -391,7 +333,7 @@
         <w:pStyle w:val="Heading3"/>
       </w:pPr>
       <w:r>
-        <w:t>My explanation before partner discussion</w:t>
+        <w:t>My reasoning and evidence</w:t>
       </w:r>
     </w:p>
     <w:p>
@@ -415,16 +357,55 @@
       </w:r>
     </w:p>
     <w:p>
+      <w:r>
+        <w:t>________________________________________________________________</w:t>
+      </w:r>
+    </w:p>
+    <w:p>
+      <w:r>
+        <w:t>________________________________________________________________</w:t>
+      </w:r>
+    </w:p>
+    <w:p>
+      <w:r>
+        <w:t>________________________________________________________________</w:t>
+      </w:r>
+    </w:p>
+    <w:p>
       <w:pPr>
         <w:pStyle w:val="Heading1"/>
       </w:pPr>
       <w:r>
-        <w:t>04. Independent transfer case</w:t>
-      </w:r>
-    </w:p>
-    <w:p>
-      <w:r>
-        <w:t>Write one first attempt at the reserved independent case before feedback. Repeated copies of that case refer to the same recorded attempt.</w:t>
+        <w:t>07. W3 · Repair a misconception</w:t>
+      </w:r>
+    </w:p>
+    <w:p>
+      <w:r>
+        <w:t>Keep this task’s inputs,rule and response together.</w:t>
+      </w:r>
+    </w:p>
+    <w:p>
+      <w:pPr>
+        <w:pStyle w:val="Heading2"/>
+      </w:pPr>
+      <w:r>
+        <w:t>Complete task and evidence</w:t>
+      </w:r>
+    </w:p>
+    <w:p>
+      <w:pPr>
+        <w:pStyle w:val="ListBullet"/>
+      </w:pPr>
+      <w:r>
+        <w:t>Escalation routes unresolved decisions to an authorized person with sufficient minimized context, an owner, deadline and fallback. Main fictional room conflict: source S1 says B12, S2 says D4. With no reviewer, silently booking the first room is unauthorized. Assign the trusted coordinator, include case/source IDs and requested approval decision, and keep needs_review with no booking while awaiting a permitted decision. Added local deadline is virtual minute 30: equality is overdue but never approval. Wrong-role or unreachable owner leaves unresolved status. A handoff-ready packet is not evidence of sending, receipt, review or approval. Separate picture lesson-notes bot cannot certify a reported damaged bottle; preserve “learner reports damage, physical condition not verified” and use the designated supervisor route. If unreachable, the bot gains no authority; real institutions define actual responses. Only a separately authorized configured notification channel may be used. Code makes local fictional packets and decisions with empty effect/notification traces; it sends no messages, books nothing and provides no equipment verdict.</w:t>
+      </w:r>
+    </w:p>
+    <w:p>
+      <w:pPr>
+        <w:pStyle w:val="ListBullet"/>
+      </w:pPr>
+      <w:r>
+        <w:t>A report omits this qualification: Escalation without a responsible actor and declared fallback cannot guarantee resolution. Explain how omitting it could change a reader's interpretation, and write an accurate replacement.</w:t>
       </w:r>
     </w:p>
     <w:p>
@@ -432,18 +413,154 @@
         <w:pStyle w:val="Heading3"/>
       </w:pPr>
       <w:r>
+        <w:t>My reasoning and evidence</w:t>
+      </w:r>
+    </w:p>
+    <w:p>
+      <w:r>
+        <w:t>________________________________________________________________</w:t>
+      </w:r>
+    </w:p>
+    <w:p>
+      <w:r>
+        <w:t>________________________________________________________________</w:t>
+      </w:r>
+    </w:p>
+    <w:p>
+      <w:r>
+        <w:t>________________________________________________________________</w:t>
+      </w:r>
+    </w:p>
+    <w:p>
+      <w:r>
+        <w:t>________________________________________________________________</w:t>
+      </w:r>
+    </w:p>
+    <w:p>
+      <w:r>
+        <w:t>________________________________________________________________</w:t>
+      </w:r>
+    </w:p>
+    <w:p>
+      <w:r>
+        <w:t>________________________________________________________________</w:t>
+      </w:r>
+    </w:p>
+    <w:p>
+      <w:pPr>
+        <w:pStyle w:val="Heading1"/>
+      </w:pPr>
+      <w:r>
+        <w:t>09. W5 · Explain the limitation</w:t>
+      </w:r>
+    </w:p>
+    <w:p>
+      <w:r>
+        <w:t>Keep this task’s inputs,rule and response together.</w:t>
+      </w:r>
+    </w:p>
+    <w:p>
+      <w:pPr>
+        <w:pStyle w:val="Heading2"/>
+      </w:pPr>
+      <w:r>
+        <w:t>Complete task and evidence</w:t>
+      </w:r>
+    </w:p>
+    <w:p>
+      <w:pPr>
+        <w:pStyle w:val="ListBullet"/>
+      </w:pPr>
+      <w:r>
+        <w:t>Escalation routes unresolved decisions to an authorized person with sufficient minimized context, an owner, deadline and fallback. Main fictional room conflict: source S1 says B12, S2 says D4. With no reviewer, silently booking the first room is unauthorized. Assign the trusted coordinator, include case/source IDs and requested approval decision, and keep needs_review with no booking while awaiting a permitted decision. Added local deadline is virtual minute 30: equality is overdue but never approval. Wrong-role or unreachable owner leaves unresolved status. A handoff-ready packet is not evidence of sending, receipt, review or approval. Separate picture lesson-notes bot cannot certify a reported damaged bottle; preserve “learner reports damage, physical condition not verified” and use the designated supervisor route. If unreachable, the bot gains no authority; real institutions define actual responses. Only a separately authorized configured notification channel may be used. Code makes local fictional packets and decisions with empty effect/notification traces; it sends no messages, books nothing and provides no equipment verdict.</w:t>
+      </w:r>
+    </w:p>
+    <w:p>
+      <w:pPr>
+        <w:pStyle w:val="ListBullet"/>
+      </w:pPr>
+      <w:r>
+        <w:t>For the worked scenario, propose one additional case that could reveal a failure, describe its expected outcome before running it, and explain what would need to remain fixed for a fair comparison. Do not reuse W4 as a new final test after receiving feedback.</w:t>
+      </w:r>
+    </w:p>
+    <w:p>
+      <w:pPr>
+        <w:pStyle w:val="Heading3"/>
+      </w:pPr>
+      <w:r>
+        <w:t>My reasoning and evidence</w:t>
+      </w:r>
+    </w:p>
+    <w:p>
+      <w:r>
+        <w:t>________________________________________________________________</w:t>
+      </w:r>
+    </w:p>
+    <w:p>
+      <w:r>
+        <w:t>________________________________________________________________</w:t>
+      </w:r>
+    </w:p>
+    <w:p>
+      <w:r>
+        <w:t>________________________________________________________________</w:t>
+      </w:r>
+    </w:p>
+    <w:p>
+      <w:r>
+        <w:t>________________________________________________________________</w:t>
+      </w:r>
+    </w:p>
+    <w:p>
+      <w:r>
+        <w:t>________________________________________________________________</w:t>
+      </w:r>
+    </w:p>
+    <w:p>
+      <w:r>
+        <w:t>________________________________________________________________</w:t>
+      </w:r>
+    </w:p>
+    <w:p>
+      <w:r>
+        <w:t>________________________________________________________________</w:t>
+      </w:r>
+    </w:p>
+    <w:p>
+      <w:pPr>
+        <w:pStyle w:val="Heading1"/>
+      </w:pPr>
+      <w:r>
+        <w:t>04. Try alone · Selected transfer</w:t>
+      </w:r>
+    </w:p>
+    <w:p>
+      <w:r>
+        <w:t>Keep this task’s inputs,rule and response together.</w:t>
+      </w:r>
+    </w:p>
+    <w:p>
+      <w:pPr>
+        <w:pStyle w:val="Heading2"/>
+      </w:pPr>
+      <w:r>
+        <w:t>Complete task and evidence</w:t>
+      </w:r>
+    </w:p>
+    <w:p>
+      <w:pPr>
+        <w:pStyle w:val="Heading3"/>
+      </w:pPr>
+      <w:r>
         <w:t>Independent case: Apply a new case independently</w:t>
       </w:r>
     </w:p>
     <w:p>
       <w:pPr>
-        <w:spacing w:line="336" w:lineRule="auto" w:after="180"/>
-      </w:pPr>
-      <w:r>
-        <w:rPr>
-          <w:b w:val="0"/>
-        </w:rPr>
-        <w:t>Reviewer deadline is16:00; no reply by16:00. Policy says remain pending, not auto-approve. Decide.</w:t>
+        <w:pStyle w:val="ListBullet"/>
+      </w:pPr>
+      <w:r>
+        <w:t>Reviewer deadline is 16:00; no reply by 16:00. Policy says remain pending, not auto-approve. Decide.</w:t>
       </w:r>
     </w:p>
     <w:p>
@@ -491,12 +608,9 @@
     </w:p>
     <w:p>
       <w:pPr>
-        <w:spacing w:line="336" w:lineRule="auto" w:after="180"/>
-      </w:pPr>
-      <w:r>
-        <w:rPr>
-          <w:b w:val="0"/>
-        </w:rPr>
+        <w:pStyle w:val="ListBullet"/>
+      </w:pPr>
+      <w:r>
         <w:t>Attempt this case before feedback. Record any help. Earlier examples below are further practice; a case already practised with feedback cannot establish fresh transfer.</w:t>
       </w:r>
     </w:p>
@@ -505,59 +619,28 @@
         <w:pStyle w:val="Heading1"/>
       </w:pPr>
       <w:r>
-        <w:t>05. W1 Explain the mechanism</w:t>
-      </w:r>
-    </w:p>
-    <w:p>
-      <w:r>
-        <w:t>Explain the mechanism. Apply the supplied Human escalation workflows facts and keep your reasoning.</w:t>
-      </w:r>
-    </w:p>
-    <w:p>
-      <w:pPr>
-        <w:spacing w:line="336" w:lineRule="auto" w:after="180"/>
-      </w:pPr>
-      <w:r>
-        <w:rPr>
-          <w:b w:val="0"/>
-        </w:rPr>
-        <w:t xml:space="preserve">Explain the weekly </w:t>
-      </w:r>
-      <w:r>
-        <w:rPr>
-          <w:b/>
-        </w:rPr>
-        <w:t>mechanism</w:t>
-      </w:r>
-      <w:r>
-        <w:rPr>
-          <w:b w:val="0"/>
-        </w:rPr>
-        <w:t xml:space="preserve"> in your own words. Use the worked scenario to name its </w:t>
-      </w:r>
-      <w:r>
-        <w:rPr>
-          <w:b/>
-        </w:rPr>
-        <w:t>input</w:t>
-      </w:r>
-      <w:r>
-        <w:rPr>
-          <w:b w:val="0"/>
-        </w:rPr>
-        <w:t xml:space="preserve">, decision rule and </w:t>
-      </w:r>
-      <w:r>
-        <w:rPr>
-          <w:b/>
-        </w:rPr>
-        <w:t>output</w:t>
-      </w:r>
-      <w:r>
-        <w:rPr>
-          <w:b w:val="0"/>
-        </w:rPr>
-        <w:t>.</w:t>
+        <w:t>10. Project · Keep the service evidence</w:t>
+      </w:r>
+    </w:p>
+    <w:p>
+      <w:r>
+        <w:t>Preserve the contract, inputs, observed outcomes and limits.</w:t>
+      </w:r>
+    </w:p>
+    <w:p>
+      <w:pPr>
+        <w:pStyle w:val="Heading2"/>
+      </w:pPr>
+      <w:r>
+        <w:t>Complete task and evidence</w:t>
+      </w:r>
+    </w:p>
+    <w:p>
+      <w:pPr>
+        <w:pStyle w:val="ListBullet"/>
+      </w:pPr>
+      <w:r>
+        <w:t>Add a labelled human escalation workflows evidence sheet to Grounded Learning Service. Show how you can explain the mechanism and terminology of human escalation workflows. Use the supplied fictional case and keep its inputs, intermediate steps, calculation or prediction, and limitation. Connect this record to last week’s record; a matching answer without a trace is insufficient.</w:t>
       </w:r>
     </w:p>
     <w:p>
@@ -565,7 +648,7 @@
         <w:pStyle w:val="Heading3"/>
       </w:pPr>
       <w:r>
-        <w:t>My reasoning and evidence</w:t>
+        <w:t>My project change, supporting evidence and remaining limit</w:t>
       </w:r>
     </w:p>
     <w:p>
@@ -603,412 +686,20 @@
         <w:pStyle w:val="Heading1"/>
       </w:pPr>
       <w:r>
-        <w:t>06. W2 Trace the worked case</w:t>
-      </w:r>
-    </w:p>
-    <w:p>
-      <w:r>
-        <w:t>Trace the worked case. Apply the supplied Human escalation workflows facts and keep your reasoning.</w:t>
-      </w:r>
-    </w:p>
-    <w:p>
-      <w:pPr>
-        <w:spacing w:line="336" w:lineRule="auto" w:after="180"/>
-      </w:pPr>
-      <w:r>
-        <w:rPr>
-          <w:b w:val="0"/>
-        </w:rPr>
-        <w:t>Conflict is detected, but no reviewer is assigned and the system silently books the first room. Show the intermediate steps and give the conclusion with its scope.</w:t>
-      </w:r>
-    </w:p>
-    <w:p>
-      <w:pPr>
-        <w:pStyle w:val="Heading3"/>
-      </w:pPr>
-      <w:r>
-        <w:t>My reasoning and evidence</w:t>
-      </w:r>
-    </w:p>
-    <w:p>
-      <w:r>
-        <w:t>________________________________________________________________</w:t>
-      </w:r>
-    </w:p>
-    <w:p>
-      <w:r>
-        <w:t>________________________________________________________________</w:t>
-      </w:r>
-    </w:p>
-    <w:p>
-      <w:r>
-        <w:t>________________________________________________________________</w:t>
-      </w:r>
-    </w:p>
-    <w:p>
-      <w:r>
-        <w:t>________________________________________________________________</w:t>
-      </w:r>
-    </w:p>
-    <w:p>
-      <w:r>
-        <w:t>________________________________________________________________</w:t>
-      </w:r>
-    </w:p>
-    <w:p>
-      <w:r>
-        <w:t>________________________________________________________________</w:t>
-      </w:r>
-    </w:p>
-    <w:p>
-      <w:r>
-        <w:t>________________________________________________________________</w:t>
-      </w:r>
-    </w:p>
-    <w:p>
-      <w:pPr>
-        <w:pStyle w:val="Heading1"/>
-      </w:pPr>
-      <w:r>
-        <w:t>07. W3 Audit the limit</w:t>
-      </w:r>
-    </w:p>
-    <w:p>
-      <w:r>
-        <w:t>Audit the limit. Apply the supplied Human escalation workflows facts and keep your reasoning.</w:t>
-      </w:r>
-    </w:p>
-    <w:p>
-      <w:pPr>
-        <w:spacing w:line="336" w:lineRule="auto" w:after="180"/>
-      </w:pPr>
-      <w:r>
-        <w:rPr>
-          <w:b w:val="0"/>
-        </w:rPr>
-        <w:t>A report omits this qualification: Escalation without a responsible actor and declared fallback cannot guarantee resolution. Explain how omitting it could change a reader's interpretation, and write an accurate replacement.</w:t>
-      </w:r>
-    </w:p>
-    <w:p>
-      <w:pPr>
-        <w:pStyle w:val="Heading3"/>
-      </w:pPr>
-      <w:r>
-        <w:t>My reasoning and evidence</w:t>
-      </w:r>
-    </w:p>
-    <w:p>
-      <w:r>
-        <w:t>________________________________________________________________</w:t>
-      </w:r>
-    </w:p>
-    <w:p>
-      <w:r>
-        <w:t>________________________________________________________________</w:t>
-      </w:r>
-    </w:p>
-    <w:p>
-      <w:r>
-        <w:t>________________________________________________________________</w:t>
-      </w:r>
-    </w:p>
-    <w:p>
-      <w:r>
-        <w:t>________________________________________________________________</w:t>
-      </w:r>
-    </w:p>
-    <w:p>
-      <w:r>
-        <w:t>________________________________________________________________</w:t>
-      </w:r>
-    </w:p>
-    <w:p>
-      <w:r>
-        <w:t>________________________________________________________________</w:t>
-      </w:r>
-    </w:p>
-    <w:p>
-      <w:pPr>
-        <w:pStyle w:val="Heading1"/>
-      </w:pPr>
-      <w:r>
-        <w:t>08. W4 Apply a new case independently</w:t>
-      </w:r>
-    </w:p>
-    <w:p>
-      <w:r>
-        <w:t>Attempt before feedback. If this repeats the selected independent case, reuse that first attempt; otherwise keep a separate record. Apply a new case independently. Apply the supplied Human escalation workflows facts and keep your reasoning.</w:t>
-      </w:r>
-    </w:p>
-    <w:p>
-      <w:pPr>
-        <w:spacing w:line="336" w:lineRule="auto" w:after="180"/>
-      </w:pPr>
-      <w:r>
-        <w:rPr>
-          <w:b w:val="0"/>
-        </w:rPr>
-        <w:t>Reviewer deadline is16:00; no reply by16:00. Policy says remain pending, not auto-approve. Decide.</w:t>
-      </w:r>
-    </w:p>
-    <w:p>
-      <w:pPr>
-        <w:pStyle w:val="Heading3"/>
-      </w:pPr>
-      <w:r>
-        <w:t>My reasoning and evidence</w:t>
-      </w:r>
-    </w:p>
-    <w:p>
-      <w:r>
-        <w:t>________________________________________________________________</w:t>
-      </w:r>
-    </w:p>
-    <w:p>
-      <w:r>
-        <w:t>________________________________________________________________</w:t>
-      </w:r>
-    </w:p>
-    <w:p>
-      <w:r>
-        <w:t>________________________________________________________________</w:t>
-      </w:r>
-    </w:p>
-    <w:p>
-      <w:r>
-        <w:t>________________________________________________________________</w:t>
-      </w:r>
-    </w:p>
-    <w:p>
-      <w:r>
-        <w:t>________________________________________________________________</w:t>
-      </w:r>
-    </w:p>
-    <w:p>
-      <w:r>
-        <w:t>________________________________________________________________</w:t>
-      </w:r>
-    </w:p>
-    <w:p>
-      <w:r>
-        <w:t>________________________________________________________________</w:t>
-      </w:r>
-    </w:p>
-    <w:p>
-      <w:r>
-        <w:t>________________________________________________________________</w:t>
-      </w:r>
-    </w:p>
-    <w:p>
-      <w:pPr>
-        <w:pStyle w:val="Heading1"/>
-      </w:pPr>
-      <w:r>
-        <w:t>09. W5 Design a revealing follow-up</w:t>
-      </w:r>
-    </w:p>
-    <w:p>
-      <w:r>
-        <w:t>Design a revealing follow-up. Apply the supplied Human escalation workflows facts and keep your reasoning.</w:t>
-      </w:r>
-    </w:p>
-    <w:p>
-      <w:pPr>
-        <w:spacing w:line="336" w:lineRule="auto" w:after="180"/>
-      </w:pPr>
-      <w:r>
-        <w:rPr>
-          <w:b w:val="0"/>
-        </w:rPr>
-        <w:t>For the worked scenario, propose one additional case that could reveal a failure, describe its expected outcome before running it, and explain what would need to remain fixed for a fair comparison.</w:t>
-      </w:r>
-    </w:p>
-    <w:p>
-      <w:pPr>
-        <w:spacing w:line="336" w:lineRule="auto" w:after="180"/>
-      </w:pPr>
-      <w:r>
-        <w:rPr>
-          <w:b w:val="0"/>
-        </w:rPr>
-        <w:t>Do not reuse W4 as a new final test after receiving feedback.</w:t>
-      </w:r>
-    </w:p>
-    <w:p>
-      <w:pPr>
-        <w:pStyle w:val="Heading3"/>
-      </w:pPr>
-      <w:r>
-        <w:t>My reasoning and evidence</w:t>
-      </w:r>
-    </w:p>
-    <w:p>
-      <w:r>
-        <w:t>________________________________________________________________</w:t>
-      </w:r>
-    </w:p>
-    <w:p>
-      <w:r>
-        <w:t>________________________________________________________________</w:t>
-      </w:r>
-    </w:p>
-    <w:p>
-      <w:r>
-        <w:t>________________________________________________________________</w:t>
-      </w:r>
-    </w:p>
-    <w:p>
-      <w:r>
-        <w:t>________________________________________________________________</w:t>
-      </w:r>
-    </w:p>
-    <w:p>
-      <w:r>
-        <w:t>________________________________________________________________</w:t>
-      </w:r>
-    </w:p>
-    <w:p>
-      <w:r>
-        <w:t>________________________________________________________________</w:t>
-      </w:r>
-    </w:p>
-    <w:p>
-      <w:r>
-        <w:t>________________________________________________________________</w:t>
-      </w:r>
-    </w:p>
-    <w:p>
-      <w:pPr>
-        <w:pStyle w:val="Heading1"/>
-      </w:pPr>
-      <w:r>
-        <w:t>10. Project checkpoint and reflection</w:t>
-      </w:r>
-    </w:p>
-    <w:p>
-      <w:r>
-        <w:t>Connect Human escalation workflows to Grounded Learning Service, identify a limit and choose the next useful test.</w:t>
-      </w:r>
-    </w:p>
-    <w:p>
-      <w:pPr>
-        <w:spacing w:line="336" w:lineRule="auto" w:after="180"/>
-      </w:pPr>
-      <w:r>
-        <w:rPr>
-          <w:b w:val="0"/>
-        </w:rPr>
-        <w:t xml:space="preserve">Add a labelled human escalation workflows </w:t>
-      </w:r>
-      <w:r>
-        <w:rPr>
-          <w:b/>
-        </w:rPr>
-        <w:t>evidence</w:t>
-      </w:r>
-      <w:r>
-        <w:rPr>
-          <w:b w:val="0"/>
-        </w:rPr>
-        <w:t xml:space="preserve"> sheet to Grounded Learning Service. Show how you can explain the </w:t>
-      </w:r>
-      <w:r>
-        <w:rPr>
-          <w:b/>
-        </w:rPr>
-        <w:t>mechanism</w:t>
-      </w:r>
-      <w:r>
-        <w:rPr>
-          <w:b w:val="0"/>
-        </w:rPr>
-        <w:t xml:space="preserve"> and terminology of human escalation workflows.</w:t>
-      </w:r>
-    </w:p>
-    <w:p>
-      <w:pPr>
-        <w:spacing w:line="336" w:lineRule="auto" w:after="180"/>
-      </w:pPr>
-      <w:r>
-        <w:rPr>
-          <w:b w:val="0"/>
-        </w:rPr>
-        <w:t xml:space="preserve">Use the supplied fictional case and keep its </w:t>
-      </w:r>
-      <w:r>
-        <w:rPr>
-          <w:b/>
-        </w:rPr>
-        <w:t>input</w:t>
-      </w:r>
-      <w:r>
-        <w:rPr>
-          <w:b w:val="0"/>
-        </w:rPr>
-        <w:t xml:space="preserve">s, intermediate steps, calculation or </w:t>
-      </w:r>
-      <w:r>
-        <w:rPr>
-          <w:b/>
-        </w:rPr>
-        <w:t>prediction</w:t>
-      </w:r>
-      <w:r>
-        <w:rPr>
-          <w:b w:val="0"/>
-        </w:rPr>
-        <w:t>, and limitation. Connect this record to last week’s record; a matching answer without a trace is insufficient.</w:t>
-      </w:r>
-    </w:p>
-    <w:p>
-      <w:pPr>
-        <w:pStyle w:val="Heading3"/>
-      </w:pPr>
-      <w:r>
-        <w:t>My project change, supporting evidence and remaining limit</w:t>
-      </w:r>
-    </w:p>
-    <w:p>
-      <w:r>
-        <w:t>________________________________________________________________</w:t>
-      </w:r>
-    </w:p>
-    <w:p>
-      <w:r>
-        <w:t>________________________________________________________________</w:t>
-      </w:r>
-    </w:p>
-    <w:p>
-      <w:r>
-        <w:t>________________________________________________________________</w:t>
-      </w:r>
-    </w:p>
-    <w:p>
-      <w:r>
-        <w:t>________________________________________________________________</w:t>
-      </w:r>
-    </w:p>
-    <w:p>
-      <w:r>
-        <w:t>________________________________________________________________</w:t>
-      </w:r>
-    </w:p>
-    <w:p>
-      <w:r>
-        <w:t>________________________________________________________________</w:t>
-      </w:r>
-    </w:p>
-    <w:p>
-      <w:pPr>
-        <w:pStyle w:val="Heading1"/>
-      </w:pPr>
-      <w:r>
-        <w:t>11. Feedback, return check and learning record</w:t>
-      </w:r>
-    </w:p>
-    <w:p>
-      <w:r>
-        <w:t>Record the first repaired step and a different case to revisit after a delay.</w:t>
+        <w:t>11. Feedback · Repair and return</w:t>
+      </w:r>
+    </w:p>
+    <w:p>
+      <w:r>
+        <w:t>Keep this task’s inputs,rule and response together.</w:t>
+      </w:r>
+    </w:p>
+    <w:p>
+      <w:pPr>
+        <w:pStyle w:val="Heading2"/>
+      </w:pPr>
+      <w:r>
+        <w:t>Complete task and evidence</w:t>
       </w:r>
     </w:p>
     <w:tbl>
@@ -1149,12 +840,9 @@
     </w:tbl>
     <w:p>
       <w:pPr>
-        <w:spacing w:line="336" w:lineRule="auto" w:after="180"/>
-      </w:pPr>
-      <w:r>
-        <w:rPr>
-          <w:b w:val="0"/>
-        </w:rPr>
+        <w:pStyle w:val="ListBullet"/>
+      </w:pPr>
+      <w:r>
         <w:t>Revisit this idea with your teacher after a delay. Familiarity is different from explaining and using it on a changed case.</w:t>
       </w:r>
     </w:p>
@@ -1163,33 +851,321 @@
         <w:pStyle w:val="Heading1"/>
       </w:pPr>
       <w:r>
-        <w:t>12. Pictorial case practice: Human escalation workflows</w:t>
-      </w:r>
-    </w:p>
-    <w:p>
-      <w:r>
-        <w:t>A useful human handoff. A learner asks whether a damaged laboratory bottle is safe; the bot handles lesson notes only. Explain the labelled step before checking the changed condition.</w:t>
-      </w:r>
-    </w:p>
-    <w:p>
-      <w:pPr>
-        <w:spacing w:line="336" w:lineRule="auto" w:after="180"/>
-      </w:pPr>
-      <w:r>
-        <w:rPr>
-          <w:b w:val="0"/>
-        </w:rPr>
+        <w:t>Reference bank and extra practice</w:t>
+      </w:r>
+    </w:p>
+    <w:p>
+      <w:pPr>
+        <w:pStyle w:val="Heading1"/>
+      </w:pPr>
+      <w:r>
+        <w:t>02. Reference · Supported W2 record</w:t>
+      </w:r>
+    </w:p>
+    <w:p>
+      <w:r>
+        <w:t>Keep this task’s inputs,rule and response together.</w:t>
+      </w:r>
+    </w:p>
+    <w:p>
+      <w:pPr>
+        <w:pStyle w:val="Heading2"/>
+      </w:pPr>
+      <w:r>
+        <w:t>Complete task and evidence</w:t>
+      </w:r>
+    </w:p>
+    <w:p>
+      <w:pPr>
+        <w:pStyle w:val="ListBullet"/>
+      </w:pPr>
+      <w:r>
+        <w:t>Use W2: Trace the worked case for Human escalation workflows. Record the answer once; the lesson and workbook refer to the same attempt.</w:t>
+      </w:r>
+    </w:p>
+    <w:tbl>
+      <w:tblPr>
+        <w:tblStyle w:val="LightShading-Accent1"/>
+        <w:tblW w:type="auto" w:w="0"/>
+        <w:tblLook w:firstColumn="1" w:firstRow="1" w:lastColumn="0" w:lastRow="0" w:noHBand="0" w:noVBand="1" w:val="04A0"/>
+      </w:tblPr>
+      <w:tblGrid>
+        <w:gridCol w:w="2556"/>
+        <w:gridCol w:w="2556"/>
+        <w:gridCol w:w="2556"/>
+        <w:gridCol w:w="2556"/>
+      </w:tblGrid>
+      <w:tr>
+        <w:trPr>
+          <w:tblHeader/>
+        </w:trPr>
+        <w:tc>
+          <w:tcPr>
+            <w:tcW w:type="dxa" w:w="2556"/>
+          </w:tcPr>
+          <w:p>
+            <w:r>
+              <w:t>Given inputs</w:t>
+            </w:r>
+          </w:p>
+        </w:tc>
+        <w:tc>
+          <w:tcPr>
+            <w:tcW w:type="dxa" w:w="2556"/>
+          </w:tcPr>
+          <w:p>
+            <w:r>
+              <w:t>Procedure I chose</w:t>
+            </w:r>
+          </w:p>
+        </w:tc>
+        <w:tc>
+          <w:tcPr>
+            <w:tcW w:type="dxa" w:w="2556"/>
+          </w:tcPr>
+          <w:p>
+            <w:r>
+              <w:t>Middle steps</w:t>
+            </w:r>
+          </w:p>
+        </w:tc>
+        <w:tc>
+          <w:tcPr>
+            <w:tcW w:type="dxa" w:w="2556"/>
+          </w:tcPr>
+          <w:p>
+            <w:r>
+              <w:t>Result and check</w:t>
+            </w:r>
+          </w:p>
+        </w:tc>
+      </w:tr>
+      <w:tr>
+        <w:tc>
+          <w:tcPr>
+            <w:tcW w:type="dxa" w:w="2556"/>
+          </w:tcPr>
+          <w:p>
+            <w:r/>
+          </w:p>
+        </w:tc>
+        <w:tc>
+          <w:tcPr>
+            <w:tcW w:type="dxa" w:w="2556"/>
+          </w:tcPr>
+          <w:p>
+            <w:r/>
+          </w:p>
+        </w:tc>
+        <w:tc>
+          <w:tcPr>
+            <w:tcW w:type="dxa" w:w="2556"/>
+          </w:tcPr>
+          <w:p>
+            <w:r/>
+          </w:p>
+        </w:tc>
+        <w:tc>
+          <w:tcPr>
+            <w:tcW w:type="dxa" w:w="2556"/>
+          </w:tcPr>
+          <w:p>
+            <w:r/>
+          </w:p>
+        </w:tc>
+      </w:tr>
+    </w:tbl>
+    <w:p>
+      <w:pPr>
+        <w:pStyle w:val="Heading3"/>
+      </w:pPr>
+      <w:r>
+        <w:t>The step I completed without help, and the hint I needed</w:t>
+      </w:r>
+    </w:p>
+    <w:p>
+      <w:r>
+        <w:t>________________________________________________________________</w:t>
+      </w:r>
+    </w:p>
+    <w:p>
+      <w:r>
+        <w:t>________________________________________________________________</w:t>
+      </w:r>
+    </w:p>
+    <w:p>
+      <w:r>
+        <w:t>________________________________________________________________</w:t>
+      </w:r>
+    </w:p>
+    <w:p>
+      <w:pPr>
+        <w:pStyle w:val="Heading1"/>
+      </w:pPr>
+      <w:r>
+        <w:t>03. Extra practice · Individual reasoning check</w:t>
+      </w:r>
+    </w:p>
+    <w:p>
+      <w:r>
+        <w:t>Keep this task’s inputs,rule and response together.</w:t>
+      </w:r>
+    </w:p>
+    <w:p>
+      <w:pPr>
+        <w:pStyle w:val="Heading2"/>
+      </w:pPr>
+      <w:r>
+        <w:t>Complete task and evidence</w:t>
+      </w:r>
+    </w:p>
+    <w:p>
+      <w:pPr>
+        <w:pStyle w:val="ListBullet"/>
+      </w:pPr>
+      <w:r>
+        <w:t>Use the worked case for Human escalation workflows. Proposed explanation: “The worked result establishes every future case”. Decide whether this explanation is supported. Point to the step or supplied fact that decides; explain your repair if needed.</w:t>
+      </w:r>
+    </w:p>
+    <w:p>
+      <w:pPr>
+        <w:pStyle w:val="Heading3"/>
+      </w:pPr>
+      <w:r>
+        <w:t>My explanation before partner discussion</w:t>
+      </w:r>
+    </w:p>
+    <w:p>
+      <w:r>
+        <w:t>________________________________________________________________</w:t>
+      </w:r>
+    </w:p>
+    <w:p>
+      <w:r>
+        <w:t>________________________________________________________________</w:t>
+      </w:r>
+    </w:p>
+    <w:p>
+      <w:r>
+        <w:t>________________________________________________________________</w:t>
+      </w:r>
+    </w:p>
+    <w:p>
+      <w:r>
+        <w:t>________________________________________________________________</w:t>
+      </w:r>
+    </w:p>
+    <w:p>
+      <w:pPr>
+        <w:pStyle w:val="Heading1"/>
+      </w:pPr>
+      <w:r>
+        <w:t>08. Reference · Earlier W4 response copy</w:t>
+      </w:r>
+    </w:p>
+    <w:p>
+      <w:r>
+        <w:t>Keep this task’s inputs,rule and response together.</w:t>
+      </w:r>
+    </w:p>
+    <w:p>
+      <w:pPr>
+        <w:pStyle w:val="Heading2"/>
+      </w:pPr>
+      <w:r>
+        <w:t>Complete task and evidence</w:t>
+      </w:r>
+    </w:p>
+    <w:p>
+      <w:pPr>
+        <w:pStyle w:val="ListBullet"/>
+      </w:pPr>
+      <w:r>
+        <w:t>Reviewer deadline is 16:00; no reply by 16:00. Policy says remain pending, not auto-approve. Decide.</w:t>
+      </w:r>
+    </w:p>
+    <w:p>
+      <w:pPr>
+        <w:pStyle w:val="Heading3"/>
+      </w:pPr>
+      <w:r>
+        <w:t>My reasoning and evidence</w:t>
+      </w:r>
+    </w:p>
+    <w:p>
+      <w:r>
+        <w:t>________________________________________________________________</w:t>
+      </w:r>
+    </w:p>
+    <w:p>
+      <w:r>
+        <w:t>________________________________________________________________</w:t>
+      </w:r>
+    </w:p>
+    <w:p>
+      <w:r>
+        <w:t>________________________________________________________________</w:t>
+      </w:r>
+    </w:p>
+    <w:p>
+      <w:r>
+        <w:t>________________________________________________________________</w:t>
+      </w:r>
+    </w:p>
+    <w:p>
+      <w:r>
+        <w:t>________________________________________________________________</w:t>
+      </w:r>
+    </w:p>
+    <w:p>
+      <w:r>
+        <w:t>________________________________________________________________</w:t>
+      </w:r>
+    </w:p>
+    <w:p>
+      <w:r>
+        <w:t>________________________________________________________________</w:t>
+      </w:r>
+    </w:p>
+    <w:p>
+      <w:r>
+        <w:t>________________________________________________________________</w:t>
+      </w:r>
+    </w:p>
+    <w:p>
+      <w:pPr>
+        <w:pStyle w:val="Heading1"/>
+      </w:pPr>
+      <w:r>
+        <w:t>12. Extra practice · Pictured case</w:t>
+      </w:r>
+    </w:p>
+    <w:p>
+      <w:r>
+        <w:t>Keep this task’s inputs,rule and response together.</w:t>
+      </w:r>
+    </w:p>
+    <w:p>
+      <w:pPr>
+        <w:pStyle w:val="Heading2"/>
+      </w:pPr>
+      <w:r>
+        <w:t>Complete task and evidence</w:t>
+      </w:r>
+    </w:p>
+    <w:p>
+      <w:pPr>
+        <w:pStyle w:val="ListBullet"/>
+      </w:pPr>
+      <w:r>
         <w:t>A useful human handoff. A learner asks whether a damaged laboratory bottle is safe; the bot handles lesson notes only.</w:t>
       </w:r>
     </w:p>
     <w:p>
       <w:pPr>
-        <w:spacing w:line="336" w:lineRule="auto" w:after="180"/>
-      </w:pPr>
-      <w:r>
-        <w:rPr>
-          <w:b w:val="0"/>
-        </w:rPr>
+        <w:pStyle w:val="ListBullet"/>
+      </w:pPr>
+      <w:r>
         <w:t>The contract excludes equipment certification. An assigned adult supervisor handles equipment concerns.</w:t>
       </w:r>
     </w:p>
@@ -1231,13 +1207,9 @@
     </w:p>
     <w:p>
       <w:pPr>
-        <w:spacing w:line="336" w:lineRule="auto" w:after="180"/>
-        <w:shd w:fill="F5F1FB"/>
-      </w:pPr>
-      <w:r>
-        <w:rPr>
-          <w:b w:val="0"/>
-        </w:rPr>
+        <w:pStyle w:val="ListBullet"/>
+      </w:pPr>
+      <w:r>
         <w:t>Identify the exact service boundary in the bottle question. What accurate information belongs in the supervisor handoff, and what remains unresolved if nobody is reachable?</w:t>
       </w:r>
     </w:p>
@@ -1281,57 +1253,18 @@
     </w:p>
     <w:p>
       <w:pPr>
-        <w:pStyle w:val="Heading3"/>
-      </w:pPr>
-      <w:r>
-        <w:t>Record the help used</w:t>
-      </w:r>
-    </w:p>
-    <w:p>
-      <w:pPr>
-        <w:spacing w:line="336" w:lineRule="auto" w:after="180"/>
-        <w:shd w:fill="F1F6F8"/>
-      </w:pPr>
-      <w:r>
-        <w:rPr>
-          <w:b w:val="0"/>
-        </w:rPr>
-        <w:t xml:space="preserve">Support used: alone / hint / worked example. This record is practice </w:t>
-      </w:r>
-      <w:r>
-        <w:rPr>
-          <w:b/>
-        </w:rPr>
-        <w:t>evidence</w:t>
-      </w:r>
-      <w:r>
-        <w:rPr>
-          <w:b w:val="0"/>
-        </w:rPr>
-        <w:t>.</w:t>
-      </w:r>
-    </w:p>
-    <w:p>
-      <w:pPr>
-        <w:spacing w:line="336" w:lineRule="auto" w:after="180"/>
-      </w:pPr>
-      <w:r>
-        <w:rPr>
-          <w:b w:val="0"/>
-        </w:rPr>
-        <w:t xml:space="preserve">Project connection: For the Grounded Learning Service, retain an annotated trace and the changed-case result. Name the contract or </w:t>
-      </w:r>
-      <w:r>
-        <w:rPr>
-          <w:b/>
-        </w:rPr>
-        <w:t>evidence</w:t>
-      </w:r>
-      <w:r>
-        <w:rPr>
-          <w:b w:val="0"/>
-        </w:rPr>
-        <w:t xml:space="preserve"> that makes the deciding step valid, so another team can review it.</w:t>
+        <w:pStyle w:val="ListBullet"/>
+      </w:pPr>
+      <w:r>
+        <w:t>Support used: alone / hint / worked example. This record is practice evidence.</w:t>
+      </w:r>
+    </w:p>
+    <w:p>
+      <w:pPr>
+        <w:pStyle w:val="ListBullet"/>
+      </w:pPr>
+      <w:r>
+        <w:t>Project connection: For the Grounded Learning Service, retain an annotated trace and the changed-case result. Name the contract or evidence that makes the deciding step valid, so another team can review it.</w:t>
       </w:r>
     </w:p>
     <w:p>
@@ -1339,69 +1272,44 @@
         <w:pStyle w:val="Heading1"/>
       </w:pPr>
       <w:r>
-        <w:t>13. Project portfolio milestone</w:t>
-      </w:r>
-    </w:p>
-    <w:p>
-      <w:r>
-        <w:t>Keep this week’s input, deciding step, result and limit together in the Grounded Learning Service record.</w:t>
-      </w:r>
-    </w:p>
-    <w:p>
-      <w:pPr>
-        <w:spacing w:line="336" w:lineRule="auto" w:after="180"/>
-      </w:pPr>
-      <w:r>
-        <w:rPr>
-          <w:b w:val="0"/>
-        </w:rPr>
+        <w:t>13. Reference · Project milestone</w:t>
+      </w:r>
+    </w:p>
+    <w:p>
+      <w:r>
+        <w:t>Keep this task’s inputs,rule and response together.</w:t>
+      </w:r>
+    </w:p>
+    <w:p>
+      <w:pPr>
+        <w:pStyle w:val="Heading2"/>
+      </w:pPr>
+      <w:r>
+        <w:t>Complete task and evidence</w:t>
+      </w:r>
+    </w:p>
+    <w:p>
+      <w:pPr>
+        <w:pStyle w:val="ListBullet"/>
+      </w:pPr>
+      <w:r>
         <w:t>Project: Grounded Learning Service</w:t>
       </w:r>
     </w:p>
     <w:p>
       <w:pPr>
-        <w:spacing w:line="336" w:lineRule="auto" w:after="180"/>
-      </w:pPr>
-      <w:r>
-        <w:rPr>
-          <w:b w:val="0"/>
-        </w:rPr>
-        <w:t xml:space="preserve">Current milestone: Prepare the demonstration. Gather reproducible instructions, </w:t>
-      </w:r>
-      <w:r>
-        <w:rPr>
-          <w:b/>
-        </w:rPr>
-        <w:t>evidence</w:t>
-      </w:r>
-      <w:r>
-        <w:rPr>
-          <w:b w:val="0"/>
-        </w:rPr>
-        <w:t>, access checks and remaining limitations.</w:t>
-      </w:r>
-    </w:p>
-    <w:p>
-      <w:pPr>
-        <w:spacing w:line="336" w:lineRule="auto" w:after="180"/>
-      </w:pPr>
-      <w:r>
-        <w:rPr>
-          <w:b w:val="0"/>
-        </w:rPr>
-        <w:t xml:space="preserve">For the Grounded Learning Service, retain an annotated trace and the changed-case result. Name the contract or </w:t>
-      </w:r>
-      <w:r>
-        <w:rPr>
-          <w:b/>
-        </w:rPr>
-        <w:t>evidence</w:t>
-      </w:r>
-      <w:r>
-        <w:rPr>
-          <w:b w:val="0"/>
-        </w:rPr>
-        <w:t xml:space="preserve"> that makes the deciding step valid, so another team can review it.</w:t>
+        <w:pStyle w:val="ListBullet"/>
+      </w:pPr>
+      <w:r>
+        <w:t>Current milestone: Prepare the demonstration. Gather reproducible instructions, evidence, access checks and remaining limitations.</w:t>
+      </w:r>
+    </w:p>
+    <w:p>
+      <w:pPr>
+        <w:pStyle w:val="ListBullet"/>
+      </w:pPr>
+      <w:r>
+        <w:t>For the Grounded Learning Service, retain an annotated trace and the changed-case result. Name the contract or evidence that makes the deciding step valid, so another team can review it.</w:t>
       </w:r>
     </w:p>
     <w:tbl>
@@ -1558,12 +1466,444 @@
         <w:pStyle w:val="Heading1"/>
       </w:pPr>
       <w:r>
-        <w:t>14. Supported practice and learning evidence</w:t>
-      </w:r>
-    </w:p>
-    <w:p>
-      <w:r>
-        <w:t>Try the supported questions before comparing with hints and feedback. Record what you repaired and the evidence you retained.</w:t>
+        <w:t>14. Extra practice · Predict,check and repair</w:t>
+      </w:r>
+    </w:p>
+    <w:p>
+      <w:r>
+        <w:t>Keep supported feedback separate from the independent case.</w:t>
+      </w:r>
+    </w:p>
+    <w:p>
+      <w:pPr>
+        <w:pStyle w:val="Heading2"/>
+      </w:pPr>
+      <w:r>
+        <w:t>First supported question and optional hint</w:t>
+      </w:r>
+    </w:p>
+    <w:p>
+      <w:pPr>
+        <w:pStyle w:val="ListBullet"/>
+      </w:pPr>
+      <w:r>
+        <w:t>A useful human handoff. A learner asks whether a damaged laboratory bottle is safe; the bot handles lesson notes only.</w:t>
+      </w:r>
+    </w:p>
+    <w:p>
+      <w:pPr>
+        <w:pStyle w:val="Heading3"/>
+      </w:pPr>
+      <w:r>
+        <w:t>Practice 1: explain the deciding evidence</w:t>
+      </w:r>
+    </w:p>
+    <w:p>
+      <w:pPr>
+        <w:pStyle w:val="ListBullet"/>
+      </w:pPr>
+      <w:r>
+        <w:t>Which labelled step matches this detail? Record the concern as reported, not as a confirmed diagnosis.</w:t>
+      </w:r>
+    </w:p>
+    <w:p>
+      <w:pPr>
+        <w:pStyle w:val="ListBullet"/>
+      </w:pPr>
+      <w:r>
+        <w:t>1. Recognise boundary</w:t>
+      </w:r>
+    </w:p>
+    <w:p>
+      <w:pPr>
+        <w:pStyle w:val="ListBullet"/>
+      </w:pPr>
+      <w:r>
+        <w:t>2. Route the question</w:t>
+      </w:r>
+    </w:p>
+    <w:p>
+      <w:pPr>
+        <w:pStyle w:val="ListBullet"/>
+      </w:pPr>
+      <w:r>
+        <w:t>3. Preserve reported facts</w:t>
+      </w:r>
+    </w:p>
+    <w:p>
+      <w:pPr>
+        <w:pStyle w:val="Heading3"/>
+      </w:pPr>
+      <w:r>
+        <w:t>My selected conclusion, deciding fact and explanation</w:t>
+      </w:r>
+    </w:p>
+    <w:p>
+      <w:r>
+        <w:t>________________________________________________________________</w:t>
+      </w:r>
+    </w:p>
+    <w:p>
+      <w:r>
+        <w:t>________________________________________________________________</w:t>
+      </w:r>
+    </w:p>
+    <w:p>
+      <w:r>
+        <w:t>________________________________________________________________</w:t>
+      </w:r>
+    </w:p>
+    <w:p>
+      <w:r>
+        <w:t>________________________________________________________________</w:t>
+      </w:r>
+    </w:p>
+    <w:p>
+      <w:r>
+        <w:t>________________________________________________________________</w:t>
+      </w:r>
+    </w:p>
+    <w:p>
+      <w:pPr>
+        <w:pStyle w:val="ListBullet"/>
+      </w:pPr>
+      <w:r>
+        <w:t>Hint if needed: Read the steps in the pictorial case. Match the supplied detail to the stage that performs or records it.</w:t>
+      </w:r>
+    </w:p>
+    <w:p>
+      <w:pPr>
+        <w:pStyle w:val="Heading2"/>
+      </w:pPr>
+      <w:r>
+        <w:t>Check after the first attempt · reference / check after trying</w:t>
+      </w:r>
+    </w:p>
+    <w:p>
+      <w:pPr>
+        <w:spacing w:line="336" w:lineRule="auto" w:after="180"/>
+      </w:pPr>
+      <w:r>
+        <w:rPr>
+          <w:b w:val="0"/>
+        </w:rPr>
+        <w:t>After your attempt, compare with the supported explanation: Preserve reported facts Record the concern as reported, not as a confirmed diagnosis. Escalation needs an appropriate person and accurate context.</w:t>
+      </w:r>
+    </w:p>
+    <w:p>
+      <w:pPr>
+        <w:spacing w:line="336" w:lineRule="auto" w:after="180"/>
+      </w:pPr>
+      <w:r>
+        <w:rPr>
+          <w:b w:val="0"/>
+        </w:rPr>
+        <w:t>Model confidence cannot replace required authority or physical inspection.</w:t>
+      </w:r>
+    </w:p>
+    <w:p>
+      <w:pPr>
+        <w:pStyle w:val="Heading2"/>
+      </w:pPr>
+      <w:r>
+        <w:t>Changed-case question and optional hint</w:t>
+      </w:r>
+    </w:p>
+    <w:p>
+      <w:pPr>
+        <w:pStyle w:val="Heading3"/>
+      </w:pPr>
+      <w:r>
+        <w:t>Practice 2: explain the deciding evidence</w:t>
+      </w:r>
+    </w:p>
+    <w:p>
+      <w:pPr>
+        <w:pStyle w:val="ListBullet"/>
+      </w:pPr>
+      <w:r>
+        <w:t>Changed-case practice: No supervisor is currently reachable. Which conclusion is supported by the supplied facts?</w:t>
+      </w:r>
+    </w:p>
+    <w:p>
+      <w:pPr>
+        <w:pStyle w:val="ListBullet"/>
+      </w:pPr>
+      <w:r>
+        <w:t>1. State unresolved status and use the institution’s approved waiting procedure.</w:t>
+      </w:r>
+    </w:p>
+    <w:p>
+      <w:pPr>
+        <w:pStyle w:val="ListBullet"/>
+      </w:pPr>
+      <w:r>
+        <w:t>2. We can decide the result without examining the changed input or the procedure.</w:t>
+      </w:r>
+    </w:p>
+    <w:p>
+      <w:pPr>
+        <w:pStyle w:val="ListBullet"/>
+      </w:pPr>
+      <w:r>
+        <w:t>3. This one example guarantees correct results for every future input.</w:t>
+      </w:r>
+    </w:p>
+    <w:p>
+      <w:pPr>
+        <w:pStyle w:val="Heading3"/>
+      </w:pPr>
+      <w:r>
+        <w:t>My selected conclusion, deciding fact and explanation</w:t>
+      </w:r>
+    </w:p>
+    <w:p>
+      <w:r>
+        <w:t>________________________________________________________________</w:t>
+      </w:r>
+    </w:p>
+    <w:p>
+      <w:r>
+        <w:t>________________________________________________________________</w:t>
+      </w:r>
+    </w:p>
+    <w:p>
+      <w:r>
+        <w:t>________________________________________________________________</w:t>
+      </w:r>
+    </w:p>
+    <w:p>
+      <w:r>
+        <w:t>________________________________________________________________</w:t>
+      </w:r>
+    </w:p>
+    <w:p>
+      <w:r>
+        <w:t>________________________________________________________________</w:t>
+      </w:r>
+    </w:p>
+    <w:p>
+      <w:pPr>
+        <w:pStyle w:val="ListBullet"/>
+      </w:pPr>
+      <w:r>
+        <w:t>Hint if needed: Use the changed condition and the deciding step in the pictorial trace. The answer must say what follows from those facts.</w:t>
+      </w:r>
+    </w:p>
+    <w:p>
+      <w:pPr>
+        <w:pStyle w:val="Heading2"/>
+      </w:pPr>
+      <w:r>
+        <w:t>Check after the changed attempt · reference / check after trying</w:t>
+      </w:r>
+    </w:p>
+    <w:p>
+      <w:pPr>
+        <w:spacing w:line="336" w:lineRule="auto" w:after="180"/>
+      </w:pPr>
+      <w:r>
+        <w:rPr>
+          <w:b w:val="0"/>
+        </w:rPr>
+        <w:t>After your attempt, compare with the supported explanation: State unresolved status and use the institution’s approved waiting procedure. Lack of a human reply does not expand the bot’s authority.</w:t>
+      </w:r>
+    </w:p>
+    <w:p>
+      <w:pPr>
+        <w:pStyle w:val="Heading2"/>
+      </w:pPr>
+      <w:r>
+        <w:t>Repair and retain the record</w:t>
+      </w:r>
+    </w:p>
+    <w:p>
+      <w:pPr>
+        <w:spacing w:line="336" w:lineRule="auto" w:after="180"/>
+      </w:pPr>
+      <w:r>
+        <w:rPr>
+          <w:b w:val="0"/>
+        </w:rPr>
+        <w:t xml:space="preserve">Review Incident investigation (ai-6/26). Goal: Explain the </w:t>
+      </w:r>
+      <w:r>
+        <w:rPr>
+          <w:b/>
+        </w:rPr>
+        <w:t>mechanism</w:t>
+      </w:r>
+      <w:r>
+        <w:rPr>
+          <w:b w:val="0"/>
+        </w:rPr>
+        <w:t xml:space="preserve"> and terminology of incident investigation. Short practice: Order the three incident records and locate the old </w:t>
+      </w:r>
+      <w:r>
+        <w:rPr>
+          <w:b/>
+        </w:rPr>
+        <w:t>evidence</w:t>
+      </w:r>
+      <w:r>
+        <w:rPr>
+          <w:b w:val="0"/>
+        </w:rPr>
+        <w:t xml:space="preserve"> version.</w:t>
+      </w:r>
+    </w:p>
+    <w:p>
+      <w:pPr>
+        <w:spacing w:line="336" w:lineRule="auto" w:after="180"/>
+      </w:pPr>
+      <w:r>
+        <w:rPr>
+          <w:b w:val="0"/>
+        </w:rPr>
+        <w:t>How does the investigation change if the trace instead retrieves version 6 but drafts room C?. Return to this week and explain what you changed.</w:t>
+      </w:r>
+    </w:p>
+    <w:p>
+      <w:pPr>
+        <w:spacing w:line="336" w:lineRule="auto" w:after="180"/>
+      </w:pPr>
+      <w:r>
+        <w:rPr>
+          <w:b w:val="0"/>
+        </w:rPr>
+        <w:t xml:space="preserve">Review Release and rollback (ai-6/24). Goal: Explain the </w:t>
+      </w:r>
+      <w:r>
+        <w:rPr>
+          <w:b/>
+        </w:rPr>
+        <w:t>mechanism</w:t>
+      </w:r>
+      <w:r>
+        <w:rPr>
+          <w:b w:val="0"/>
+        </w:rPr>
+        <w:t xml:space="preserve"> and terminology of release and rollback. Short practice: Compute A’s and B’s correctness percentages.</w:t>
+      </w:r>
+    </w:p>
+    <w:p>
+      <w:pPr>
+        <w:spacing w:line="336" w:lineRule="auto" w:after="180"/>
+      </w:pPr>
+      <w:r>
+        <w:rPr>
+          <w:b w:val="0"/>
+        </w:rPr>
+        <w:t>Why is B still blocked, and does passing a fresh privacy check automatically satisfy every release gate?. Return to this week and explain what you changed.</w:t>
+      </w:r>
+    </w:p>
+    <w:p>
+      <w:pPr>
+        <w:spacing w:line="336" w:lineRule="auto" w:after="180"/>
+      </w:pPr>
+      <w:r>
+        <w:rPr>
+          <w:b w:val="0"/>
+        </w:rPr>
+        <w:t xml:space="preserve">Review Caching and stale information (ai-6/21). Goal: Explain the </w:t>
+      </w:r>
+      <w:r>
+        <w:rPr>
+          <w:b/>
+        </w:rPr>
+        <w:t>mechanism</w:t>
+      </w:r>
+      <w:r>
+        <w:rPr>
+          <w:b w:val="0"/>
+        </w:rPr>
+        <w:t xml:space="preserve"> and terminology of caching and stale information. Short practice: Identify the version mismatch in the cached 09:00 answer.</w:t>
+      </w:r>
+    </w:p>
+    <w:p>
+      <w:pPr>
+        <w:spacing w:line="336" w:lineRule="auto" w:after="180"/>
+      </w:pPr>
+      <w:r>
+        <w:rPr>
+          <w:b w:val="0"/>
+        </w:rPr>
+        <w:t>What should the first version -5 request return, and what permits a later version -5 cache hit?. Return to this week and explain what you changed.</w:t>
+      </w:r>
+    </w:p>
+    <w:p>
+      <w:pPr>
+        <w:spacing w:line="336" w:lineRule="auto" w:after="180"/>
+      </w:pPr>
+      <w:r>
+        <w:rPr>
+          <w:b w:val="0"/>
+        </w:rPr>
+        <w:t xml:space="preserve">Use Download completed work in the hosted lesson to export your answers, reflections, practice feedback and code-run </w:t>
+      </w:r>
+      <w:r>
+        <w:rPr>
+          <w:b/>
+        </w:rPr>
+        <w:t>evidence</w:t>
+      </w:r>
+      <w:r>
+        <w:rPr>
+          <w:b w:val="0"/>
+        </w:rPr>
+        <w:t>. Open the HTML copy to read or print it.</w:t>
+      </w:r>
+    </w:p>
+    <w:p>
+      <w:pPr>
+        <w:spacing w:line="336" w:lineRule="auto" w:after="180"/>
+      </w:pPr>
+      <w:r>
+        <w:rPr>
+          <w:b w:val="0"/>
+        </w:rPr>
+        <w:t>Drafts stay in this browser when storage is available; clear drafts on a shared device.</w:t>
+      </w:r>
+    </w:p>
+    <w:p>
+      <w:pPr>
+        <w:pStyle w:val="Heading3"/>
+      </w:pPr>
+      <w:r>
+        <w:t>What I repaired, the evidence I kept and the next test</w:t>
+      </w:r>
+    </w:p>
+    <w:p>
+      <w:r>
+        <w:t>________________________________________________________________</w:t>
+      </w:r>
+    </w:p>
+    <w:p>
+      <w:r>
+        <w:t>________________________________________________________________</w:t>
+      </w:r>
+    </w:p>
+    <w:p>
+      <w:r>
+        <w:t>________________________________________________________________</w:t>
+      </w:r>
+    </w:p>
+    <w:p>
+      <w:r>
+        <w:t>________________________________________________________________</w:t>
+      </w:r>
+    </w:p>
+    <w:p>
+      <w:r>
+        <w:t>________________________________________________________________</w:t>
+      </w:r>
+    </w:p>
+    <w:p>
+      <w:pPr>
+        <w:pStyle w:val="Heading2"/>
+      </w:pPr>
+      <w:r>
+        <w:t>Earlier wording, alternatives and picture transcripts · reference / check after trying</w:t>
       </w:r>
     </w:p>
     <w:p>
@@ -1579,68 +1919,10 @@
     </w:p>
     <w:p>
       <w:pPr>
-        <w:spacing w:line="336" w:lineRule="auto" w:after="180"/>
-      </w:pPr>
-      <w:r>
-        <w:rPr>
-          <w:b w:val="0"/>
-        </w:rPr>
-        <w:t>A useful human handoff. A learner asks whether a damaged laboratory bottle is safe; the bot handles lesson notes only.</w:t>
-      </w:r>
-    </w:p>
-    <w:p>
-      <w:pPr>
         <w:pStyle w:val="Heading3"/>
       </w:pPr>
       <w:r>
-        <w:t>Practice 1: explain the deciding evidence</w:t>
-      </w:r>
-    </w:p>
-    <w:p>
-      <w:pPr>
-        <w:spacing w:line="336" w:lineRule="auto" w:after="180"/>
-      </w:pPr>
-      <w:r>
-        <w:rPr>
-          <w:b w:val="0"/>
-        </w:rPr>
-        <w:t>Which labelled step matches this detail? Record the concern as reported, not as a confirmed diagnosis.</w:t>
-      </w:r>
-    </w:p>
-    <w:p>
-      <w:pPr>
-        <w:spacing w:line="336" w:lineRule="auto" w:after="180"/>
-        <w:shd w:fill="F4F9FC"/>
-      </w:pPr>
-      <w:r>
-        <w:rPr>
-          <w:b w:val="0"/>
-        </w:rPr>
-        <w:t>1. Recognise boundary</w:t>
-      </w:r>
-    </w:p>
-    <w:p>
-      <w:pPr>
-        <w:spacing w:line="336" w:lineRule="auto" w:after="180"/>
-        <w:shd w:fill="F4F9FC"/>
-      </w:pPr>
-      <w:r>
-        <w:rPr>
-          <w:b w:val="0"/>
-        </w:rPr>
-        <w:t>2. Route the question</w:t>
-      </w:r>
-    </w:p>
-    <w:p>
-      <w:pPr>
-        <w:spacing w:line="336" w:lineRule="auto" w:after="180"/>
-        <w:shd w:fill="F4F9FC"/>
-      </w:pPr>
-      <w:r>
-        <w:rPr>
-          <w:b w:val="0"/>
-        </w:rPr>
-        <w:t>3. Preserve reported facts</w:t>
+        <w:t>Repair a missing building block</w:t>
       </w:r>
     </w:p>
     <w:p>
@@ -1648,460 +1930,25 @@
         <w:pStyle w:val="Heading3"/>
       </w:pPr>
       <w:r>
-        <w:t>My selected conclusion, deciding fact and explanation</w:t>
-      </w:r>
-    </w:p>
-    <w:p>
-      <w:r>
-        <w:t>________________________________________________________________</w:t>
-      </w:r>
-    </w:p>
-    <w:p>
-      <w:r>
-        <w:t>________________________________________________________________</w:t>
-      </w:r>
-    </w:p>
-    <w:p>
-      <w:r>
-        <w:t>________________________________________________________________</w:t>
-      </w:r>
-    </w:p>
-    <w:p>
-      <w:r>
-        <w:t>________________________________________________________________</w:t>
-      </w:r>
-    </w:p>
-    <w:p>
-      <w:r>
-        <w:t>________________________________________________________________</w:t>
-      </w:r>
-    </w:p>
-    <w:p>
-      <w:pPr>
-        <w:pStyle w:val="Heading3"/>
-      </w:pPr>
-      <w:r>
-        <w:t>Hint · try first</w:t>
-      </w:r>
-    </w:p>
-    <w:p>
-      <w:pPr>
-        <w:spacing w:line="336" w:lineRule="auto" w:after="180"/>
-        <w:shd w:fill="F1F6F8"/>
-      </w:pPr>
-      <w:r>
-        <w:rPr>
-          <w:b w:val="0"/>
-        </w:rPr>
-        <w:t>Hint if needed: Read the steps in the pictorial case. Match the supplied detail to the stage that performs or records it.</w:t>
-      </w:r>
-    </w:p>
-    <w:p>
-      <w:pPr>
-        <w:pStyle w:val="Heading3"/>
-      </w:pPr>
-      <w:r>
-        <w:t>Feedback · compare after trying</w:t>
-      </w:r>
-    </w:p>
-    <w:p>
-      <w:pPr>
-        <w:spacing w:line="336" w:lineRule="auto" w:after="180"/>
-        <w:shd w:fill="F1F6FC"/>
-      </w:pPr>
-      <w:r>
-        <w:rPr>
-          <w:b w:val="0"/>
-        </w:rPr>
-        <w:t>After your attempt, compare with the supported explanation: Preserve reported facts Record the concern as reported, not as a confirmed diagnosis. Escalation needs an appropriate person and accurate context.</w:t>
-      </w:r>
-    </w:p>
-    <w:p>
-      <w:pPr>
-        <w:spacing w:line="336" w:lineRule="auto" w:after="180"/>
-        <w:shd w:fill="F1F6FC"/>
-      </w:pPr>
-      <w:r>
-        <w:rPr>
-          <w:b w:val="0"/>
-        </w:rPr>
-        <w:t>Model confidence cannot replace required authority or physical inspection.</w:t>
-      </w:r>
-    </w:p>
-    <w:p>
-      <w:pPr>
-        <w:pStyle w:val="Heading3"/>
-      </w:pPr>
-      <w:r>
-        <w:t>Practice 2: explain the deciding evidence</w:t>
-      </w:r>
-    </w:p>
-    <w:p>
-      <w:pPr>
-        <w:pStyle w:val="Heading3"/>
-      </w:pPr>
-      <w:r>
-        <w:t>Changed case · predict first</w:t>
-      </w:r>
-    </w:p>
-    <w:p>
-      <w:pPr>
-        <w:spacing w:line="336" w:lineRule="auto" w:after="180"/>
-        <w:shd w:fill="F5F1FB"/>
-      </w:pPr>
-      <w:r>
-        <w:rPr>
-          <w:b w:val="0"/>
-        </w:rPr>
-        <w:t>Changed-case practice: No supervisor is currently reachable. Which conclusion is supported by the supplied facts?</w:t>
-      </w:r>
-    </w:p>
-    <w:p>
-      <w:pPr>
-        <w:spacing w:line="336" w:lineRule="auto" w:after="180"/>
-        <w:shd w:fill="F4F9FC"/>
-      </w:pPr>
-      <w:r>
-        <w:rPr>
-          <w:b w:val="0"/>
-        </w:rPr>
-        <w:t>1. State unresolved status and use the institution’s approved waiting procedure.</w:t>
-      </w:r>
-    </w:p>
-    <w:p>
-      <w:pPr>
-        <w:spacing w:line="336" w:lineRule="auto" w:after="180"/>
-        <w:shd w:fill="F4F9FC"/>
-      </w:pPr>
-      <w:r>
-        <w:rPr>
-          <w:b w:val="0"/>
-        </w:rPr>
-        <w:t xml:space="preserve">2. We can decide the result without examining the changed </w:t>
-      </w:r>
-      <w:r>
-        <w:rPr>
-          <w:b/>
-        </w:rPr>
-        <w:t>input</w:t>
-      </w:r>
-      <w:r>
-        <w:rPr>
-          <w:b w:val="0"/>
-        </w:rPr>
-        <w:t xml:space="preserve"> or the procedure.</w:t>
-      </w:r>
-    </w:p>
-    <w:p>
-      <w:pPr>
-        <w:spacing w:line="336" w:lineRule="auto" w:after="180"/>
-        <w:shd w:fill="F4F9FC"/>
-      </w:pPr>
-      <w:r>
-        <w:rPr>
-          <w:b w:val="0"/>
-        </w:rPr>
-        <w:t xml:space="preserve">3. This one example guarantees correct results for every future </w:t>
-      </w:r>
-      <w:r>
-        <w:rPr>
-          <w:b/>
-        </w:rPr>
-        <w:t>input</w:t>
-      </w:r>
-      <w:r>
-        <w:rPr>
-          <w:b w:val="0"/>
-        </w:rPr>
-        <w:t>.</w:t>
-      </w:r>
-    </w:p>
-    <w:p>
-      <w:pPr>
-        <w:pStyle w:val="Heading3"/>
-      </w:pPr>
-      <w:r>
-        <w:t>My selected conclusion, deciding fact and explanation</w:t>
-      </w:r>
-    </w:p>
-    <w:p>
-      <w:r>
-        <w:t>________________________________________________________________</w:t>
-      </w:r>
-    </w:p>
-    <w:p>
-      <w:r>
-        <w:t>________________________________________________________________</w:t>
-      </w:r>
-    </w:p>
-    <w:p>
-      <w:r>
-        <w:t>________________________________________________________________</w:t>
-      </w:r>
-    </w:p>
-    <w:p>
-      <w:r>
-        <w:t>________________________________________________________________</w:t>
-      </w:r>
-    </w:p>
-    <w:p>
-      <w:r>
-        <w:t>________________________________________________________________</w:t>
-      </w:r>
-    </w:p>
-    <w:p>
-      <w:pPr>
-        <w:pStyle w:val="Heading3"/>
-      </w:pPr>
-      <w:r>
-        <w:t>Hint · try first</w:t>
-      </w:r>
-    </w:p>
-    <w:p>
-      <w:pPr>
-        <w:spacing w:line="336" w:lineRule="auto" w:after="180"/>
-        <w:shd w:fill="F1F6F8"/>
-      </w:pPr>
-      <w:r>
-        <w:rPr>
-          <w:b w:val="0"/>
-        </w:rPr>
-        <w:t>Hint if needed: Use the changed condition and the deciding step in the pictorial trace. The answer must say what follows from those facts.</w:t>
-      </w:r>
-    </w:p>
-    <w:p>
-      <w:pPr>
-        <w:pStyle w:val="Heading3"/>
-      </w:pPr>
-      <w:r>
-        <w:t>Feedback · compare after trying</w:t>
-      </w:r>
-    </w:p>
-    <w:p>
-      <w:pPr>
-        <w:spacing w:line="336" w:lineRule="auto" w:after="180"/>
-        <w:shd w:fill="F1F6FC"/>
-      </w:pPr>
-      <w:r>
-        <w:rPr>
-          <w:b w:val="0"/>
-        </w:rPr>
-        <w:t>After your attempt, compare with the supported explanation: State unresolved status and use the institution’s approved waiting procedure. Lack of a human reply does not expand the bot’s authority.</w:t>
-      </w:r>
-    </w:p>
-    <w:p>
-      <w:pPr>
-        <w:pStyle w:val="Heading3"/>
-      </w:pPr>
-      <w:r>
-        <w:t>Repair a missing building block</w:t>
-      </w:r>
-    </w:p>
-    <w:p>
-      <w:pPr>
-        <w:spacing w:line="336" w:lineRule="auto" w:after="180"/>
-      </w:pPr>
-      <w:r>
-        <w:rPr>
-          <w:b w:val="0"/>
-        </w:rPr>
-        <w:t xml:space="preserve">Review Incident investigation (ai-6/26). Goal: Explain the </w:t>
-      </w:r>
-      <w:r>
-        <w:rPr>
-          <w:b/>
-        </w:rPr>
-        <w:t>mechanism</w:t>
-      </w:r>
-      <w:r>
-        <w:rPr>
-          <w:b w:val="0"/>
-        </w:rPr>
-        <w:t xml:space="preserve"> and terminology of incident investigation. Short practice: Order the three incident records and locate the old </w:t>
-      </w:r>
-      <w:r>
-        <w:rPr>
-          <w:b/>
-        </w:rPr>
-        <w:t>evidence</w:t>
-      </w:r>
-      <w:r>
-        <w:rPr>
-          <w:b w:val="0"/>
-        </w:rPr>
-        <w:t xml:space="preserve"> version.</w:t>
-      </w:r>
-    </w:p>
-    <w:p>
-      <w:pPr>
-        <w:spacing w:line="336" w:lineRule="auto" w:after="180"/>
-      </w:pPr>
-      <w:r>
-        <w:rPr>
-          <w:b w:val="0"/>
-        </w:rPr>
-        <w:t>How does the investigation change if the trace instead retrieves version 6 but drafts room C?. Return to this week and explain what you changed.</w:t>
-      </w:r>
-    </w:p>
-    <w:p>
-      <w:pPr>
-        <w:spacing w:line="336" w:lineRule="auto" w:after="180"/>
-      </w:pPr>
-      <w:r>
-        <w:rPr>
-          <w:b w:val="0"/>
-        </w:rPr>
-        <w:t xml:space="preserve">Review Release and rollback (ai-6/24). Goal: Explain the </w:t>
-      </w:r>
-      <w:r>
-        <w:rPr>
-          <w:b/>
-        </w:rPr>
-        <w:t>mechanism</w:t>
-      </w:r>
-      <w:r>
-        <w:rPr>
-          <w:b w:val="0"/>
-        </w:rPr>
-        <w:t xml:space="preserve"> and terminology of release and rollback. Short practice: Compute A’s and B’s correctness percentages.</w:t>
-      </w:r>
-    </w:p>
-    <w:p>
-      <w:pPr>
-        <w:spacing w:line="336" w:lineRule="auto" w:after="180"/>
-      </w:pPr>
-      <w:r>
-        <w:rPr>
-          <w:b w:val="0"/>
-        </w:rPr>
-        <w:t>Why is B still blocked, and does passing a fresh privacy check automatically satisfy every release gate?. Return to this week and explain what you changed.</w:t>
-      </w:r>
-    </w:p>
-    <w:p>
-      <w:pPr>
-        <w:spacing w:line="336" w:lineRule="auto" w:after="180"/>
-      </w:pPr>
-      <w:r>
-        <w:rPr>
-          <w:b w:val="0"/>
-        </w:rPr>
-        <w:t xml:space="preserve">Review Caching and stale information (ai-6/21). Goal: Explain the </w:t>
-      </w:r>
-      <w:r>
-        <w:rPr>
-          <w:b/>
-        </w:rPr>
-        <w:t>mechanism</w:t>
-      </w:r>
-      <w:r>
-        <w:rPr>
-          <w:b w:val="0"/>
-        </w:rPr>
-        <w:t xml:space="preserve"> and terminology of caching and stale information. Short practice: Identify the version mismatch in the cached 09:00 answer.</w:t>
-      </w:r>
-    </w:p>
-    <w:p>
-      <w:pPr>
-        <w:spacing w:line="336" w:lineRule="auto" w:after="180"/>
-      </w:pPr>
-      <w:r>
-        <w:rPr>
-          <w:b w:val="0"/>
-        </w:rPr>
-        <w:t>What should the first version -5 request return, and what permits a later version -5 cache hit?. Return to this week and explain what you changed.</w:t>
-      </w:r>
-    </w:p>
-    <w:p>
-      <w:pPr>
-        <w:pStyle w:val="Heading3"/>
-      </w:pPr>
-      <w:r>
         <w:t>Keep your completed work</w:t>
       </w:r>
     </w:p>
     <w:p>
       <w:pPr>
-        <w:spacing w:line="336" w:lineRule="auto" w:after="180"/>
-      </w:pPr>
-      <w:r>
-        <w:rPr>
-          <w:b w:val="0"/>
-        </w:rPr>
-        <w:t xml:space="preserve">Use Download completed work in the hosted lesson to export your answers, reflections, practice feedback and code-run </w:t>
-      </w:r>
-      <w:r>
-        <w:rPr>
-          <w:b/>
-        </w:rPr>
-        <w:t>evidence</w:t>
-      </w:r>
-      <w:r>
-        <w:rPr>
-          <w:b w:val="0"/>
-        </w:rPr>
-        <w:t>. Open the HTML copy to read or print it.</w:t>
-      </w:r>
-    </w:p>
-    <w:p>
-      <w:pPr>
-        <w:spacing w:line="336" w:lineRule="auto" w:after="180"/>
-      </w:pPr>
-      <w:r>
-        <w:rPr>
-          <w:b w:val="0"/>
-        </w:rPr>
-        <w:t>Drafts stay in this browser when storage is available; clear drafts on a shared device.</w:t>
-      </w:r>
-    </w:p>
-    <w:p>
-      <w:pPr>
-        <w:pStyle w:val="Heading3"/>
-      </w:pPr>
-      <w:r>
-        <w:t>What I repaired, the evidence I kept and the next test</w:t>
-      </w:r>
-    </w:p>
-    <w:p>
-      <w:r>
-        <w:t>________________________________________________________________</w:t>
-      </w:r>
-    </w:p>
-    <w:p>
-      <w:r>
-        <w:t>________________________________________________________________</w:t>
-      </w:r>
-    </w:p>
-    <w:p>
-      <w:r>
-        <w:t>________________________________________________________________</w:t>
-      </w:r>
-    </w:p>
-    <w:p>
-      <w:r>
-        <w:t>________________________________________________________________</w:t>
-      </w:r>
-    </w:p>
-    <w:p>
-      <w:r>
-        <w:t>________________________________________________________________</w:t>
-      </w:r>
-    </w:p>
-    <w:p>
-      <w:pPr>
         <w:pStyle w:val="Heading1"/>
       </w:pPr>
       <w:r>
-        <w:t>15. Visual concept journey</w:t>
-      </w:r>
-    </w:p>
-    <w:p>
-      <w:r>
-        <w:t>Explain each Human escalation workflows picture from its labels, then record a relevant limit.</w:t>
-      </w:r>
-    </w:p>
-    <w:p>
-      <w:pPr>
-        <w:pStyle w:val="Heading3"/>
+        <w:t>15. Reference · Six-picture response sheets</w:t>
+      </w:r>
+    </w:p>
+    <w:p>
+      <w:r>
+        <w:t>Choose the picture that helps explain the current step.</w:t>
+      </w:r>
+    </w:p>
+    <w:p>
+      <w:pPr>
+        <w:pStyle w:val="Heading2"/>
       </w:pPr>
       <w:r>
         <w:t>01. Human escalation workflows: the case</w:t>
@@ -2168,7 +2015,6 @@
     <w:p>
       <w:pPr>
         <w:spacing w:line="336" w:lineRule="auto" w:after="180"/>
-        <w:shd w:fill="F5F1FB"/>
       </w:pPr>
       <w:r>
         <w:rPr>
@@ -2207,7 +2053,7 @@
     </w:p>
     <w:p>
       <w:pPr>
-        <w:pStyle w:val="Heading3"/>
+        <w:pStyle w:val="Heading2"/>
       </w:pPr>
       <w:r>
         <w:t>02. Follow the deciding steps</w:t>
@@ -2263,7 +2109,6 @@
     <w:p>
       <w:pPr>
         <w:spacing w:line="336" w:lineRule="auto" w:after="180"/>
-        <w:shd w:fill="F5F1FB"/>
       </w:pPr>
       <w:r>
         <w:rPr>
@@ -2314,7 +2159,7 @@
     </w:p>
     <w:p>
       <w:pPr>
-        <w:pStyle w:val="Heading3"/>
+        <w:pStyle w:val="Heading2"/>
       </w:pPr>
       <w:r>
         <w:t>03. Human escalation workflows — evidence trace</w:t>
@@ -2404,7 +2249,6 @@
     <w:p>
       <w:pPr>
         <w:spacing w:line="336" w:lineRule="auto" w:after="180"/>
-        <w:shd w:fill="F5F1FB"/>
       </w:pPr>
       <w:r>
         <w:rPr>
@@ -2443,7 +2287,7 @@
     </w:p>
     <w:p>
       <w:pPr>
-        <w:pStyle w:val="Heading3"/>
+        <w:pStyle w:val="Heading2"/>
       </w:pPr>
       <w:r>
         <w:t>04. Change one thing. Trace what follows.</w:t>
@@ -2510,7 +2354,6 @@
     <w:p>
       <w:pPr>
         <w:spacing w:line="336" w:lineRule="auto" w:after="180"/>
-        <w:shd w:fill="F5F1FB"/>
       </w:pPr>
       <w:r>
         <w:rPr>
@@ -2549,7 +2392,7 @@
     </w:p>
     <w:p>
       <w:pPr>
-        <w:pStyle w:val="Heading3"/>
+        <w:pStyle w:val="Heading2"/>
       </w:pPr>
       <w:r>
         <w:t>05. Connect the explanation to its limit</w:t>
@@ -2616,7 +2459,6 @@
     <w:p>
       <w:pPr>
         <w:spacing w:line="336" w:lineRule="auto" w:after="180"/>
-        <w:shd w:fill="F5F1FB"/>
       </w:pPr>
       <w:r>
         <w:rPr>
@@ -2655,7 +2497,7 @@
     </w:p>
     <w:p>
       <w:pPr>
-        <w:pStyle w:val="Heading3"/>
+        <w:pStyle w:val="Heading2"/>
       </w:pPr>
       <w:r>
         <w:t>06. Make the idea visible in your project</w:t>
@@ -2757,7 +2599,6 @@
     <w:p>
       <w:pPr>
         <w:spacing w:line="336" w:lineRule="auto" w:after="180"/>
-        <w:shd w:fill="F5F1FB"/>
       </w:pPr>
       <w:r>
         <w:rPr>
@@ -2804,6 +2645,62 @@
     <w:p>
       <w:r>
         <w:t>________________________________________________________________</w:t>
+      </w:r>
+    </w:p>
+    <w:p>
+      <w:pPr>
+        <w:pStyle w:val="Heading2"/>
+      </w:pPr>
+      <w:r>
+        <w:t>Earlier wording, alternatives and picture transcripts · reference / check after trying</w:t>
+      </w:r>
+    </w:p>
+    <w:p>
+      <w:pPr>
+        <w:pStyle w:val="Heading3"/>
+      </w:pPr>
+      <w:r>
+        <w:t>01. Human escalation workflows: the case</w:t>
+      </w:r>
+    </w:p>
+    <w:p>
+      <w:pPr>
+        <w:pStyle w:val="Heading3"/>
+      </w:pPr>
+      <w:r>
+        <w:t>02. Follow the deciding steps</w:t>
+      </w:r>
+    </w:p>
+    <w:p>
+      <w:pPr>
+        <w:pStyle w:val="Heading3"/>
+      </w:pPr>
+      <w:r>
+        <w:t>03. Human escalation workflows — evidence trace</w:t>
+      </w:r>
+    </w:p>
+    <w:p>
+      <w:pPr>
+        <w:pStyle w:val="Heading3"/>
+      </w:pPr>
+      <w:r>
+        <w:t>04. Change one thing. Trace what follows.</w:t>
+      </w:r>
+    </w:p>
+    <w:p>
+      <w:pPr>
+        <w:pStyle w:val="Heading3"/>
+      </w:pPr>
+      <w:r>
+        <w:t>05. Connect the explanation to its limit</w:t>
+      </w:r>
+    </w:p>
+    <w:p>
+      <w:pPr>
+        <w:pStyle w:val="Heading3"/>
+      </w:pPr>
+      <w:r>
+        <w:t>06. Make the idea visible in your project</w:t>
       </w:r>
     </w:p>
     <w:sectPr>
